--- a/Quanta, Actually - SERIES/QED Course/chapters/Lesson 34 Creation and Annihilation Operators.docx
+++ b/Quanta, Actually - SERIES/QED Course/chapters/Lesson 34 Creation and Annihilation Operators.docx
@@ -17,7 +17,7 @@
         <w:jc w:val="center"/>
       </w:pPr>
       <w:r>
-        <w:t>Lesson 34 of the Complete Quantum Electrodynamics Course</w:t>
+        <w:t>Lesson 34 of Quantum, Actually, Volume 2: A QED Course</w:t>
       </w:r>
     </w:p>
     <w:p>
@@ -74,12 +74,57 @@
     </w:p>
     <w:p>
       <w:r>
-        <w:t>Lesson 33 introduced the ladder operators a_p and a_p† as the coefficients of the mode expansion and derived what was needed from their commutation relations: the Hamiltonian, the momentum, and the one-particle states. This lesson studies the operators in their own right. It proves the properties of the number operator and the ladder action for any number of modes, sets out the relation between the continuum normalization used in field theory and the discrete normalization of a box, shows how ordinary wave packets arise as superpositions of one-particle states, and introduces coherent states, the quantum states whose expectation values reproduce the classical fields of Part IV.</w:t>
+        <w:t>Lesson 33 introduced the ladder operators a</w:t>
+      </w:r>
+      <w:r>
+        <w:rPr>
+          <w:vertAlign w:val="subscript"/>
+        </w:rPr>
+        <w:t>p</w:t>
+      </w:r>
+      <w:r>
+        <w:t xml:space="preserve"> and a</w:t>
+      </w:r>
+      <w:r>
+        <w:rPr>
+          <w:vertAlign w:val="subscript"/>
+        </w:rPr>
+        <w:t>p†</w:t>
+      </w:r>
+      <w:r>
+        <w:t xml:space="preserve"> as the coefficients of the mode expansion and derived what was needed from their commutation relations: the Hamiltonian, the momentum, and the one-particle states. This lesson studies the operators in their own right. It proves the properties of the number operator and the ladder action for any number of modes, sets out the relation between the continuum normalization used in field theory and the discrete normalization of a box, shows how ordinary wave packets arise as superpositions of one-particle states, and introduces coherent states, the quantum states whose expectation values reproduce the classical fields of Part IV.</w:t>
       </w:r>
     </w:p>
     <w:p>
       <w:r>
-        <w:t>The last section examines what the operators do inside an interaction term. A product such as a_p†a_q†a_r annihilates one particle and creates two; each monomial in the interaction Hamiltonian is a definite process, and reading the interaction this way is the first step toward the Feynman diagrams of Part VII. Expect seven to nine focused hours.</w:t>
+        <w:t>The last section examines what the operators do inside an interaction term. A product such as a</w:t>
+      </w:r>
+      <w:r>
+        <w:rPr>
+          <w:vertAlign w:val="subscript"/>
+        </w:rPr>
+        <w:t>p†</w:t>
+      </w:r>
+      <w:r>
+        <w:t>a</w:t>
+      </w:r>
+      <w:r>
+        <w:rPr>
+          <w:vertAlign w:val="subscript"/>
+        </w:rPr>
+        <w:t>q†</w:t>
+      </w:r>
+      <w:r>
+        <w:t>a</w:t>
+      </w:r>
+      <w:r>
+        <w:rPr>
+          <w:vertAlign w:val="subscript"/>
+        </w:rPr>
+        <w:t>r</w:t>
+      </w:r>
+      <w:r>
+        <w:t xml:space="preserve"> annihilates one particle and creates two; each monomial in the interaction Hamiltonian is a definite process, and reading the interaction this way is the first step toward the Feynman diagrams of Part VII. Expect seven to nine focused hours.</w:t>
       </w:r>
     </w:p>
     <w:p>
@@ -235,7 +280,22 @@
           </w:tcPr>
           <w:p>
             <w:r>
-              <w:t>a_k, a_k†</w:t>
+              <w:t>a</w:t>
+            </w:r>
+            <w:r>
+              <w:rPr>
+                <w:vertAlign w:val="subscript"/>
+              </w:rPr>
+              <w:t>k</w:t>
+            </w:r>
+            <w:r>
+              <w:t>, a</w:t>
+            </w:r>
+            <w:r>
+              <w:rPr>
+                <w:vertAlign w:val="subscript"/>
+              </w:rPr>
+              <w:t>k†</w:t>
             </w:r>
           </w:p>
         </w:tc>
@@ -252,7 +312,31 @@
           </w:tcPr>
           <w:p>
             <w:r>
-              <w:t>Ladder operators for a discrete mode k in a box, [a_k, a_k′†] = δ_(kk′)</w:t>
+              <w:t>Ladder operators for a discrete mode k in a box, [a</w:t>
+            </w:r>
+            <w:r>
+              <w:rPr>
+                <w:vertAlign w:val="subscript"/>
+              </w:rPr>
+              <w:t>k</w:t>
+            </w:r>
+            <w:r>
+              <w:t>, a</w:t>
+            </w:r>
+            <w:r>
+              <w:rPr>
+                <w:vertAlign w:val="subscript"/>
+              </w:rPr>
+              <w:t>k′†</w:t>
+            </w:r>
+            <w:r>
+              <w:t>] = δ</w:t>
+            </w:r>
+            <w:r>
+              <w:rPr>
+                <w:vertAlign w:val="subscript"/>
+              </w:rPr>
+              <w:t>kk′</w:t>
             </w:r>
           </w:p>
         </w:tc>
@@ -272,7 +356,22 @@
           </w:tcPr>
           <w:p>
             <w:r>
-              <w:t>a_p, a_p†</w:t>
+              <w:t>a</w:t>
+            </w:r>
+            <w:r>
+              <w:rPr>
+                <w:vertAlign w:val="subscript"/>
+              </w:rPr>
+              <w:t>p</w:t>
+            </w:r>
+            <w:r>
+              <w:t>, a</w:t>
+            </w:r>
+            <w:r>
+              <w:rPr>
+                <w:vertAlign w:val="subscript"/>
+              </w:rPr>
+              <w:t>p†</w:t>
             </w:r>
           </w:p>
         </w:tc>
@@ -290,7 +389,40 @@
           </w:tcPr>
           <w:p>
             <w:r>
-              <w:t>Continuum operators, [a_p, a_q†] = (2π)³δ³(p − q), with a_p = √V a_k</w:t>
+              <w:t>Continuum operators, [a</w:t>
+            </w:r>
+            <w:r>
+              <w:rPr>
+                <w:vertAlign w:val="subscript"/>
+              </w:rPr>
+              <w:t>p</w:t>
+            </w:r>
+            <w:r>
+              <w:t>, a</w:t>
+            </w:r>
+            <w:r>
+              <w:rPr>
+                <w:vertAlign w:val="subscript"/>
+              </w:rPr>
+              <w:t>q†</w:t>
+            </w:r>
+            <w:r>
+              <w:t>] = (2π)³δ³(p − q), with a</w:t>
+            </w:r>
+            <w:r>
+              <w:rPr>
+                <w:vertAlign w:val="subscript"/>
+              </w:rPr>
+              <w:t>p</w:t>
+            </w:r>
+            <w:r>
+              <w:t xml:space="preserve"> = √V a</w:t>
+            </w:r>
+            <w:r>
+              <w:rPr>
+                <w:vertAlign w:val="subscript"/>
+              </w:rPr>
+              <w:t>k</w:t>
             </w:r>
           </w:p>
         </w:tc>
@@ -309,7 +441,31 @@
           </w:tcPr>
           <w:p>
             <w:r>
-              <w:t>N_k = a_k†a_k</w:t>
+              <w:t>N</w:t>
+            </w:r>
+            <w:r>
+              <w:rPr>
+                <w:vertAlign w:val="subscript"/>
+              </w:rPr>
+              <w:t>k</w:t>
+            </w:r>
+            <w:r>
+              <w:t xml:space="preserve"> = a</w:t>
+            </w:r>
+            <w:r>
+              <w:rPr>
+                <w:vertAlign w:val="subscript"/>
+              </w:rPr>
+              <w:t>k†</w:t>
+            </w:r>
+            <w:r>
+              <w:t>a</w:t>
+            </w:r>
+            <w:r>
+              <w:rPr>
+                <w:vertAlign w:val="subscript"/>
+              </w:rPr>
+              <w:t>k</w:t>
             </w:r>
           </w:p>
         </w:tc>
@@ -346,7 +502,22 @@
           </w:tcPr>
           <w:p>
             <w:r>
-              <w:t>N = ∫d³p/(2π)³ a_p†a_p</w:t>
+              <w:t>N = ∫d³p/(2π)³ a</w:t>
+            </w:r>
+            <w:r>
+              <w:rPr>
+                <w:vertAlign w:val="subscript"/>
+              </w:rPr>
+              <w:t>p†</w:t>
+            </w:r>
+            <w:r>
+              <w:t>a</w:t>
+            </w:r>
+            <w:r>
+              <w:rPr>
+                <w:vertAlign w:val="subscript"/>
+              </w:rPr>
+              <w:t>p</w:t>
             </w:r>
           </w:p>
         </w:tc>
@@ -1118,7 +1289,16 @@
     </w:p>
     <w:p>
       <w:r>
-        <w:t>A state of the field is specified by the occupation numbers n_k of all modes, and is built from the vacuum.</w:t>
+        <w:t>A state of the field is specified by the occupation numbers n</w:t>
+      </w:r>
+      <w:r>
+        <w:rPr>
+          <w:vertAlign w:val="subscript"/>
+        </w:rPr>
+        <w:t>k</w:t>
+      </w:r>
+      <w:r>
+        <w:t xml:space="preserve"> of all modes, and is built from the vacuum.</w:t>
       </w:r>
     </w:p>
     <w:p>
@@ -1258,7 +1438,88 @@
     </w:p>
     <w:p>
       <w:r>
-        <w:t>with the vacuum annihilated by every a_k. Because the operators for different modes commute, the order of the factors does not matter, and the state is symmetric under the interchange of quanta: the quanta are bosons. The number operators N_k = a_k†a_k commute with each other, so the occupation numbers can all be specified at once, and a one-body operator that is a sum over modes, such as H = Σ_kω_kN_k or P = Σ_kkN_k, acts diagonally.</w:t>
+        <w:t>with the vacuum annihilated by every a</w:t>
+      </w:r>
+      <w:r>
+        <w:rPr>
+          <w:vertAlign w:val="subscript"/>
+        </w:rPr>
+        <w:t>k</w:t>
+      </w:r>
+      <w:r>
+        <w:t>. Because the operators for different modes commute, the order of the factors does not matter, and the state is symmetric under the interchange of quanta: the quanta are bosons. The number operators N</w:t>
+      </w:r>
+      <w:r>
+        <w:rPr>
+          <w:vertAlign w:val="subscript"/>
+        </w:rPr>
+        <w:t>k</w:t>
+      </w:r>
+      <w:r>
+        <w:t xml:space="preserve"> = a</w:t>
+      </w:r>
+      <w:r>
+        <w:rPr>
+          <w:vertAlign w:val="subscript"/>
+        </w:rPr>
+        <w:t>k†</w:t>
+      </w:r>
+      <w:r>
+        <w:t>a</w:t>
+      </w:r>
+      <w:r>
+        <w:rPr>
+          <w:vertAlign w:val="subscript"/>
+        </w:rPr>
+        <w:t>k</w:t>
+      </w:r>
+      <w:r>
+        <w:t xml:space="preserve"> commute with each other, so the occupation numbers can all be specified at once, and a one-body operator that is a sum over modes, such as H = Σ</w:t>
+      </w:r>
+      <w:r>
+        <w:rPr>
+          <w:vertAlign w:val="subscript"/>
+        </w:rPr>
+        <w:t>k</w:t>
+      </w:r>
+      <w:r>
+        <w:t>ω</w:t>
+      </w:r>
+      <w:r>
+        <w:rPr>
+          <w:vertAlign w:val="subscript"/>
+        </w:rPr>
+        <w:t>k</w:t>
+      </w:r>
+      <w:r>
+        <w:t>N</w:t>
+      </w:r>
+      <w:r>
+        <w:rPr>
+          <w:vertAlign w:val="subscript"/>
+        </w:rPr>
+        <w:t>k</w:t>
+      </w:r>
+      <w:r>
+        <w:t xml:space="preserve"> or P = Σ</w:t>
+      </w:r>
+      <w:r>
+        <w:rPr>
+          <w:vertAlign w:val="subscript"/>
+        </w:rPr>
+        <w:t>kk</w:t>
+      </w:r>
+      <w:r>
+        <w:t>N</w:t>
+      </w:r>
+      <w:r>
+        <w:rPr>
+          <w:vertAlign w:val="subscript"/>
+        </w:rPr>
+        <w:t>k</w:t>
+      </w:r>
+      <w:r>
+        <w:t>, acts diagonally.</w:t>
       </w:r>
     </w:p>
     <w:p>
@@ -1271,7 +1532,25 @@
     </w:p>
     <w:p>
       <w:r>
-        <w:t>A state with N quanta distributed among M modes is specified by the occupation numbers n₁, …, n_M with Σn_k = N. The number of such states is the number of ways to place N indistinguishable quanta into M boxes, C(N + M − 1, N) (Exercise 4). For N = 2 and M = 3 this gives C(4, 2) = 6 states: three with both quanta in one mode and three with one quantum in each of two different modes. The count is the counting of the symmetric states of two bosons in a three-dimensional single-particle space, in agreement with Lesson 17.</w:t>
+        <w:t>A state with N quanta distributed among M modes is specified by the occupation numbers n₁, …, n</w:t>
+      </w:r>
+      <w:r>
+        <w:rPr>
+          <w:vertAlign w:val="subscript"/>
+        </w:rPr>
+        <w:t>M</w:t>
+      </w:r>
+      <w:r>
+        <w:t xml:space="preserve"> with Σn</w:t>
+      </w:r>
+      <w:r>
+        <w:rPr>
+          <w:vertAlign w:val="subscript"/>
+        </w:rPr>
+        <w:t>k</w:t>
+      </w:r>
+      <w:r>
+        <w:t xml:space="preserve"> = N. The number of such states is the number of ways to place N indistinguishable quanta into M boxes, C(N + M − 1, N) (Exercise 4). For N = 2 and M = 3 this gives C(4, 2) = 6 states: three with both quanta in one mode and three with one quantum in each of two different modes. The count is the counting of the symmetric states of two bosons in a three-dimensional single-particle space, in agreement with Lesson 17.</w:t>
       </w:r>
     </w:p>
     <w:p>
@@ -1292,7 +1571,61 @@
     </w:p>
     <w:p>
       <w:r>
-        <w:t>The continuum operators of Lesson 33 and the box operators are related by a_p = √V a_k, with ∫d³p/(2π)³ → (1/V)Σ_k and (2π)³δ³(p − q) → Vδ_(kk′) (Lesson 33, Exercise 16). The box state |k⟩_box = a_k†|0⟩ has unit norm, while the relativistic state of Lesson 33, Section 4.3, is</w:t>
+        <w:t>The continuum operators of Lesson 33 and the box operators are related by a</w:t>
+      </w:r>
+      <w:r>
+        <w:rPr>
+          <w:vertAlign w:val="subscript"/>
+        </w:rPr>
+        <w:t>p</w:t>
+      </w:r>
+      <w:r>
+        <w:t xml:space="preserve"> = √V a</w:t>
+      </w:r>
+      <w:r>
+        <w:rPr>
+          <w:vertAlign w:val="subscript"/>
+        </w:rPr>
+        <w:t>k</w:t>
+      </w:r>
+      <w:r>
+        <w:t>, with ∫d³p/(2π)³ → (1/V)Σ</w:t>
+      </w:r>
+      <w:r>
+        <w:rPr>
+          <w:vertAlign w:val="subscript"/>
+        </w:rPr>
+        <w:t>k</w:t>
+      </w:r>
+      <w:r>
+        <w:t xml:space="preserve"> and (2π)³δ³(p − q) → Vδ</w:t>
+      </w:r>
+      <w:r>
+        <w:rPr>
+          <w:vertAlign w:val="subscript"/>
+        </w:rPr>
+        <w:t>kk′</w:t>
+      </w:r>
+      <w:r>
+        <w:t xml:space="preserve"> (Lesson 33, Exercise 16). The box state |k⟩</w:t>
+      </w:r>
+      <w:r>
+        <w:rPr>
+          <w:vertAlign w:val="subscript"/>
+        </w:rPr>
+        <w:t>b</w:t>
+      </w:r>
+      <w:r>
+        <w:t>ox = a</w:t>
+      </w:r>
+      <w:r>
+        <w:rPr>
+          <w:vertAlign w:val="subscript"/>
+        </w:rPr>
+        <w:t>k†</w:t>
+      </w:r>
+      <w:r>
+        <w:t>|0⟩ has unit norm, while the relativistic state of Lesson 33, Section 4.3, is</w:t>
       </w:r>
     </w:p>
     <w:p>
@@ -1436,7 +1769,25 @@
     </w:p>
     <w:p>
       <w:r>
-        <w:t>so the relativistic normalization corresponds to 2E_p particles per unit volume, matching the Dirac spinors of Lesson 20, Section 7, normalized to u†u = 2E_p. The choice between the two is a matter of convenience: unit normalization in a box is best for counting states, and relativistic normalization is best for Lorentz-covariant calculations.</w:t>
+        <w:t>so the relativistic normalization corresponds to 2E</w:t>
+      </w:r>
+      <w:r>
+        <w:rPr>
+          <w:vertAlign w:val="subscript"/>
+        </w:rPr>
+        <w:t>p</w:t>
+      </w:r>
+      <w:r>
+        <w:t xml:space="preserve"> particles per unit volume, matching the Dirac spinors of Lesson 20, Section 7, normalized to u†u = 2E</w:t>
+      </w:r>
+      <w:r>
+        <w:rPr>
+          <w:vertAlign w:val="subscript"/>
+        </w:rPr>
+        <w:t>p</w:t>
+      </w:r>
+      <w:r>
+        <w:t>. The choice between the two is a matter of convenience: unit normalization in a box is best for counting states, and relativistic normalization is best for Lorentz-covariant calculations.</w:t>
       </w:r>
     </w:p>
     <w:p>
@@ -1546,7 +1897,34 @@
     </w:p>
     <w:p>
       <w:r>
-        <w:t>It commutes with H and P, so the number of quanta is conserved in the free theory, and [N, a_p†] = a_p†, so a_p† raises N by one. On a one-particle state N|p⟩ = |p⟩. A state built from n creation operators has N = n regardless of the momenta.</w:t>
+        <w:t>It commutes with H and P, so the number of quanta is conserved in the free theory, and [N, a</w:t>
+      </w:r>
+      <w:r>
+        <w:rPr>
+          <w:vertAlign w:val="subscript"/>
+        </w:rPr>
+        <w:t>p†</w:t>
+      </w:r>
+      <w:r>
+        <w:t>] = a</w:t>
+      </w:r>
+      <w:r>
+        <w:rPr>
+          <w:vertAlign w:val="subscript"/>
+        </w:rPr>
+        <w:t>p†</w:t>
+      </w:r>
+      <w:r>
+        <w:t>, so a</w:t>
+      </w:r>
+      <w:r>
+        <w:rPr>
+          <w:vertAlign w:val="subscript"/>
+        </w:rPr>
+        <w:t>p†</w:t>
+      </w:r>
+      <w:r>
+        <w:t xml:space="preserve"> raises N by one. On a one-particle state N|p⟩ = |p⟩. A state built from n creation operators has N = n regardless of the momenta.</w:t>
       </w:r>
     </w:p>
     <w:p>
@@ -1675,7 +2053,25 @@
     </w:p>
     <w:p>
       <w:r>
-        <w:t>Its norm is ⟨ψ|ψ⟩ = ∫∫ψ̃*(q)ψ̃(p)⟨0|a_qa_p†|0⟩ = ∫d³p/(2π)³|ψ̃(p)|², so the state is normalized when the momentum-space function is normalized in the sense of Lesson 13, Section 1.2. The number operator gives N|ψ⟩ = |ψ⟩, and</w:t>
+        <w:t>Its norm is ⟨ψ|ψ⟩ = ∫∫ψ̃*(q)ψ̃(p)⟨0|a</w:t>
+      </w:r>
+      <w:r>
+        <w:rPr>
+          <w:vertAlign w:val="subscript"/>
+        </w:rPr>
+        <w:t>q</w:t>
+      </w:r>
+      <w:r>
+        <w:t>a</w:t>
+      </w:r>
+      <w:r>
+        <w:rPr>
+          <w:vertAlign w:val="subscript"/>
+        </w:rPr>
+        <w:t>p†</w:t>
+      </w:r>
+      <w:r>
+        <w:t>|0⟩ = ∫d³p/(2π)³|ψ̃(p)|², so the state is normalized when the momentum-space function is normalized in the sense of Lesson 13, Section 1.2. The number operator gives N|ψ⟩ = |ψ⟩, and</w:t>
       </w:r>
     </w:p>
     <w:p>
@@ -1876,7 +2272,25 @@
     </w:p>
     <w:p>
       <w:r>
-        <w:t>exactly the expectation values for a particle whose momentum distribution is |ψ̃|², with the relativistic energy E_p (Exercise 5). If ψ̃ is sharply peaked at p₀, the state describes a particle moving with velocity p₀/E_{p₀}, a wave packet of the type constructed in Lesson 12, Section 3.</w:t>
+        <w:t>exactly the expectation values for a particle whose momentum distribution is |ψ̃|², with the relativistic energy E</w:t>
+      </w:r>
+      <w:r>
+        <w:rPr>
+          <w:vertAlign w:val="subscript"/>
+        </w:rPr>
+        <w:t>p</w:t>
+      </w:r>
+      <w:r>
+        <w:t xml:space="preserve"> (Exercise 5). If ψ̃ is sharply peaked at p₀, the state describes a particle moving with velocity p₀/E</w:t>
+      </w:r>
+      <w:r>
+        <w:rPr>
+          <w:vertAlign w:val="subscript"/>
+        </w:rPr>
+        <w:t>p₀</w:t>
+      </w:r>
+      <w:r>
+        <w:t>, a wave packet of the type constructed in Lesson 12, Section 3.</w:t>
       </w:r>
     </w:p>
     <w:p>
@@ -1889,7 +2303,79 @@
     </w:p>
     <w:p>
       <w:r>
-        <w:t>The field operator gives the position-space function of the state, ⟨0|φ(x)|ψ⟩ = ∫d³p/((2π)³√(2E_p)) ψ̃(p) e^(−ip·x), obtained directly from ⟨0|φ(x)a_p†|0⟩ = e^(−ip·x)/√(2E_p), which follows from ⟨0|a_qa_p†|0⟩ = (2π)³δ³(q − p). It satisfies the Klein–Gordon equation, since each plane wave does. It should not be read as a probability amplitude for finding the particle at x. Its square is not the probability density that integrates to one, because the normalization of the state involves ∫d³p|ψ̃|² without the factor 1/(2E_p) that appears here, and, as Lesson 32 showed, a relativistic particle cannot be localized more sharply than its Compton wavelength. Position measurements in field theory are measurements of the field, not of a position operator, and their interpretation requires the analysis of Part VII.</w:t>
+        <w:t>The field operator gives the position-space function of the state, ⟨0|φ(x)|ψ⟩ = ∫d³p/((2π)³√(2E</w:t>
+      </w:r>
+      <w:r>
+        <w:rPr>
+          <w:vertAlign w:val="subscript"/>
+        </w:rPr>
+        <w:t>p</w:t>
+      </w:r>
+      <w:r>
+        <w:t>)) ψ̃(p) e</w:t>
+      </w:r>
+      <w:r>
+        <w:rPr>
+          <w:vertAlign w:val="superscript"/>
+        </w:rPr>
+        <w:t>−ip·x</w:t>
+      </w:r>
+      <w:r>
+        <w:t>, obtained directly from ⟨0|φ(x)a</w:t>
+      </w:r>
+      <w:r>
+        <w:rPr>
+          <w:vertAlign w:val="subscript"/>
+        </w:rPr>
+        <w:t>p†</w:t>
+      </w:r>
+      <w:r>
+        <w:t>|0⟩ = e</w:t>
+      </w:r>
+      <w:r>
+        <w:rPr>
+          <w:vertAlign w:val="superscript"/>
+        </w:rPr>
+        <w:t>−ip·x</w:t>
+      </w:r>
+      <w:r>
+        <w:t>/√(2E</w:t>
+      </w:r>
+      <w:r>
+        <w:rPr>
+          <w:vertAlign w:val="subscript"/>
+        </w:rPr>
+        <w:t>p</w:t>
+      </w:r>
+      <w:r>
+        <w:t>), which follows from ⟨0|a</w:t>
+      </w:r>
+      <w:r>
+        <w:rPr>
+          <w:vertAlign w:val="subscript"/>
+        </w:rPr>
+        <w:t>q</w:t>
+      </w:r>
+      <w:r>
+        <w:t>a</w:t>
+      </w:r>
+      <w:r>
+        <w:rPr>
+          <w:vertAlign w:val="subscript"/>
+        </w:rPr>
+        <w:t>p†</w:t>
+      </w:r>
+      <w:r>
+        <w:t>|0⟩ = (2π)³δ³(q − p). It satisfies the Klein–Gordon equation, since each plane wave does. It should not be read as a probability amplitude for finding the particle at x. Its square is not the probability density that integrates to one, because the normalization of the state involves ∫d³p|ψ̃|² without the factor 1/(2E</w:t>
+      </w:r>
+      <w:r>
+        <w:rPr>
+          <w:vertAlign w:val="subscript"/>
+        </w:rPr>
+        <w:t>p</w:t>
+      </w:r>
+      <w:r>
+        <w:t>) that appears here, and, as Lesson 32 showed, a relativistic particle cannot be localized more sharply than its Compton wavelength. Position measurements in field theory are measurements of the field, not of a position operator, and their interpretation requires the analysis of Part VII.</w:t>
       </w:r>
     </w:p>
     <w:p>
@@ -1903,7 +2389,25 @@
     </w:p>
     <w:p>
       <w:r>
-        <w:t>Compute the norm and energy of a state with a sharply peaked wave packet, ψ̃(p) proportional to a narrow Gaussian centered at p₀ with width Δp ≪ |p₀|, normalized so that ∫d³p/(2π)³|ψ̃|² = 1. The norm is 1 by construction. The energy is ⟨H⟩ = ∫d³p/(2π)³E_p|ψ̃|² ≈ E_{p₀} + (1/2)(∂²E/∂p²)(Δp)² + ⋯, so to leading order the energy is that of a particle of momentum p₀, with a correction from the spread that is the relativistic version of the spreading of Lesson 12, Section 3.2. The expectation of the number operator is exactly 1: the packet contains one particle however it is shaped.</w:t>
+        <w:t>Compute the norm and energy of a state with a sharply peaked wave packet, ψ̃(p) proportional to a narrow Gaussian centered at p₀ with width Δp ≪ |p₀|, normalized so that ∫d³p/(2π)³|ψ̃|² = 1. The norm is 1 by construction. The energy is ⟨H⟩ = ∫d³p/(2π)³E</w:t>
+      </w:r>
+      <w:r>
+        <w:rPr>
+          <w:vertAlign w:val="subscript"/>
+        </w:rPr>
+        <w:t>p</w:t>
+      </w:r>
+      <w:r>
+        <w:t>|ψ̃|² ≈ E</w:t>
+      </w:r>
+      <w:r>
+        <w:rPr>
+          <w:vertAlign w:val="subscript"/>
+        </w:rPr>
+        <w:t>p₀</w:t>
+      </w:r>
+      <w:r>
+        <w:t xml:space="preserve"> + (1/2)(∂²E/∂p²)(Δp)² + ⋯, so to leading order the energy is that of a particle of momentum p₀, with a correction from the spread that is the relativistic version of the spreading of Lesson 12, Section 3.2. The expectation of the number operator is exactly 1: the packet contains one particle however it is shaped.</w:t>
       </w:r>
     </w:p>
     <w:p>
@@ -2077,7 +2581,61 @@
     </w:p>
     <w:p>
       <w:r>
-        <w:t>for any complex α. To verify that this is an eigenstate, apply a using a|n⟩ = √n|n − 1⟩: a|α⟩ = e^(−|α|²/2)Σ_(n≥1)(α^n/√((n−1)!))|n − 1⟩ = α|α⟩ (Exercise 7). The state is normalized, since Σ_n|α|^(2n)/n! = e^(|α|²).</w:t>
+        <w:t>for any complex α. To verify that this is an eigenstate, apply a using a|n⟩ = √n|n − 1⟩: a|α⟩ = e</w:t>
+      </w:r>
+      <w:r>
+        <w:rPr>
+          <w:vertAlign w:val="superscript"/>
+        </w:rPr>
+        <w:t>−|α|²/2</w:t>
+      </w:r>
+      <w:r>
+        <w:t>Σ</w:t>
+      </w:r>
+      <w:r>
+        <w:rPr>
+          <w:vertAlign w:val="subscript"/>
+        </w:rPr>
+        <w:t>n≥1</w:t>
+      </w:r>
+      <w:r>
+        <w:t>(α</w:t>
+      </w:r>
+      <w:r>
+        <w:rPr>
+          <w:vertAlign w:val="superscript"/>
+        </w:rPr>
+        <w:t>n</w:t>
+      </w:r>
+      <w:r>
+        <w:t>/√((n−1)!))|n − 1⟩ = α|α⟩ (Exercise 7). The state is normalized, since Σ</w:t>
+      </w:r>
+      <w:r>
+        <w:rPr>
+          <w:vertAlign w:val="subscript"/>
+        </w:rPr>
+        <w:t>n</w:t>
+      </w:r>
+      <w:r>
+        <w:t>|α|</w:t>
+      </w:r>
+      <w:r>
+        <w:rPr>
+          <w:vertAlign w:val="superscript"/>
+        </w:rPr>
+        <w:t>2n</w:t>
+      </w:r>
+      <w:r>
+        <w:t>/n! = e</w:t>
+      </w:r>
+      <w:r>
+        <w:rPr>
+          <w:vertAlign w:val="superscript"/>
+        </w:rPr>
+        <w:t>|α|²</w:t>
+      </w:r>
+      <w:r>
+        <w:t>.</w:t>
       </w:r>
     </w:p>
     <w:p>
@@ -2090,7 +2648,25 @@
     </w:p>
     <w:p>
       <w:r>
-        <w:t>The probability of finding n quanta is |⟨n|α⟩|² = e^(−|α|²)|α|^(2n)/n!, a Poisson distribution with mean ⟨N⟩ = ⟨α|a†a|α⟩ = |α|², and variance ΔN² = ⟨N²⟩ − ⟨N⟩² = |α|² also. The relative spread ΔN/⟨N⟩ = 1/|α| decreases as the mean number grows, so a state with many quanta is nearly sharp in the classical sense.</w:t>
+        <w:t>The probability of finding n quanta is |⟨n|α⟩|² = e</w:t>
+      </w:r>
+      <w:r>
+        <w:rPr>
+          <w:vertAlign w:val="superscript"/>
+        </w:rPr>
+        <w:t>−|α|²</w:t>
+      </w:r>
+      <w:r>
+        <w:t>|α|</w:t>
+      </w:r>
+      <w:r>
+        <w:rPr>
+          <w:vertAlign w:val="superscript"/>
+        </w:rPr>
+        <w:t>2n</w:t>
+      </w:r>
+      <w:r>
+        <w:t>/n!, a Poisson distribution with mean ⟨N⟩ = ⟨α|a†a|α⟩ = |α|², and variance ΔN² = ⟨N²⟩ − ⟨N⟩² = |α|² also. The relative spread ΔN/⟨N⟩ = 1/|α| decreases as the mean number grows, so a state with many quanta is nearly sharp in the classical sense.</w:t>
       </w:r>
     </w:p>
     <w:p>
@@ -2104,7 +2680,16 @@
     </w:p>
     <w:p>
       <w:r>
-        <w:t>Find the number statistics of a coherent state with |α|² = 4. The mean number is 4 and the standard deviation is 2. The probability of n = 4 is e^(−4)4⁴/4! ≈ 0.195, and the distribution has appreciable weight from n = 1 to n = 8. For |α|² = 10⁶ the mean is 10⁶ and the standard deviation is 10³, a relative spread of 10⁻³: for the macroscopic number of photons in a laser beam the fluctuations are relatively tiny, and the beam is described by a classical wave.</w:t>
+        <w:t>Find the number statistics of a coherent state with |α|² = 4. The mean number is 4 and the standard deviation is 2. The probability of n = 4 is e</w:t>
+      </w:r>
+      <w:r>
+        <w:rPr>
+          <w:vertAlign w:val="superscript"/>
+        </w:rPr>
+        <w:t>−4</w:t>
+      </w:r>
+      <w:r>
+        <w:t>4⁴/4! ≈ 0.195, and the distribution has appreciable weight from n = 1 to n = 8. For |α|² = 10⁶ the mean is 10⁶ and the standard deviation is 10³, a relative spread of 10⁻³: for the macroscopic number of photons in a laser beam the fluctuations are relatively tiny, and the beam is described by a classical wave.</w:t>
       </w:r>
     </w:p>
     <w:p>
@@ -2117,7 +2702,25 @@
     </w:p>
     <w:p>
       <w:r>
-        <w:t>In a coherent state of the modes of the field, a_p|α⟩ = α_p|α⟩ for every p, the expectation value of the field is obtained by replacing the operators by their eigenvalues.</w:t>
+        <w:t>In a coherent state of the modes of the field, a</w:t>
+      </w:r>
+      <w:r>
+        <w:rPr>
+          <w:vertAlign w:val="subscript"/>
+        </w:rPr>
+        <w:t>p</w:t>
+      </w:r>
+      <w:r>
+        <w:t>|α⟩ = α</w:t>
+      </w:r>
+      <w:r>
+        <w:rPr>
+          <w:vertAlign w:val="subscript"/>
+        </w:rPr>
+        <w:t>p</w:t>
+      </w:r>
+      <w:r>
+        <w:t>|α⟩ for every p, the expectation value of the field is obtained by replacing the operators by their eigenvalues.</w:t>
       </w:r>
     </w:p>
     <w:p>
@@ -2324,7 +2927,43 @@
     </w:p>
     <w:p>
       <w:r>
-        <w:t>This is a classical solution of the Klein–Gordon equation, of the form of the mode expansion of Lesson 25, Section 4.4, with the classical amplitude a_p replaced by the eigenvalue α_p. The expectation value of the normal-ordered Hamiltonian is ⟨:H:⟩ = ∫d³p/(2π)³E_p|α_p|², the classical energy H = Σω|a|² of Lesson 25. A coherent state is therefore a quantum state whose expectation values follow a classical solution. The classical fields of Part IV are recovered as coherent states of many quanta, and the connection explains how a classical electromagnetic wave, which has a definite amplitude and phase, arises from photons that individually have neither.</w:t>
+        <w:t>This is a classical solution of the Klein–Gordon equation, of the form of the mode expansion of Lesson 25, Section 4.4, with the classical amplitude a</w:t>
+      </w:r>
+      <w:r>
+        <w:rPr>
+          <w:vertAlign w:val="subscript"/>
+        </w:rPr>
+        <w:t>p</w:t>
+      </w:r>
+      <w:r>
+        <w:t xml:space="preserve"> replaced by the eigenvalue α</w:t>
+      </w:r>
+      <w:r>
+        <w:rPr>
+          <w:vertAlign w:val="subscript"/>
+        </w:rPr>
+        <w:t>p</w:t>
+      </w:r>
+      <w:r>
+        <w:t>. The expectation value of the normal-ordered Hamiltonian is ⟨:H:⟩ = ∫d³p/(2π)³E</w:t>
+      </w:r>
+      <w:r>
+        <w:rPr>
+          <w:vertAlign w:val="subscript"/>
+        </w:rPr>
+        <w:t>p</w:t>
+      </w:r>
+      <w:r>
+        <w:t>|α</w:t>
+      </w:r>
+      <w:r>
+        <w:rPr>
+          <w:vertAlign w:val="subscript"/>
+        </w:rPr>
+        <w:t>p</w:t>
+      </w:r>
+      <w:r>
+        <w:t>|², the classical energy H = Σω|a|² of Lesson 25. A coherent state is therefore a quantum state whose expectation values follow a classical solution. The classical fields of Part IV are recovered as coherent states of many quanta, and the connection explains how a classical electromagnetic wave, which has a definite amplitude and phase, arises from photons that individually have neither.</w:t>
       </w:r>
     </w:p>
     <w:p>
@@ -2337,7 +2976,70 @@
     </w:p>
     <w:p>
       <w:r>
-        <w:t>The coherent state is obtained from the vacuum by the unitary displacement operator D(α) = exp(αa† − α*a). Since [αa†, −α*a] = |α|² is a number, the identity e^(A+B) = e^Ae^Be^(−[A,B]/2) applies, giving D(α) = e^(−|α|²/2)e^(αa†)e^(−α*a), and, using a|0⟩ = 0,</w:t>
+        <w:t>The coherent state is obtained from the vacuum by the unitary displacement operator D(α) = exp(αa† − α*a). Since [αa†, −α*a] = |α|² is a number, the identity e</w:t>
+      </w:r>
+      <w:r>
+        <w:rPr>
+          <w:vertAlign w:val="superscript"/>
+        </w:rPr>
+        <w:t>A+B</w:t>
+      </w:r>
+      <w:r>
+        <w:t xml:space="preserve"> = e</w:t>
+      </w:r>
+      <w:r>
+        <w:rPr>
+          <w:vertAlign w:val="superscript"/>
+        </w:rPr>
+        <w:t>A</w:t>
+      </w:r>
+      <w:r>
+        <w:t>e</w:t>
+      </w:r>
+      <w:r>
+        <w:rPr>
+          <w:vertAlign w:val="superscript"/>
+        </w:rPr>
+        <w:t>B</w:t>
+      </w:r>
+      <w:r>
+        <w:t>e</w:t>
+      </w:r>
+      <w:r>
+        <w:rPr>
+          <w:vertAlign w:val="superscript"/>
+        </w:rPr>
+        <w:t>−[A,B]/2</w:t>
+      </w:r>
+      <w:r>
+        <w:t xml:space="preserve"> applies, giving D(α) = e</w:t>
+      </w:r>
+      <w:r>
+        <w:rPr>
+          <w:vertAlign w:val="superscript"/>
+        </w:rPr>
+        <w:t>−|α|²/2</w:t>
+      </w:r>
+      <w:r>
+        <w:t>e</w:t>
+      </w:r>
+      <w:r>
+        <w:rPr>
+          <w:vertAlign w:val="superscript"/>
+        </w:rPr>
+        <w:t>αa†</w:t>
+      </w:r>
+      <w:r>
+        <w:t>e</w:t>
+      </w:r>
+      <w:r>
+        <w:rPr>
+          <w:vertAlign w:val="superscript"/>
+        </w:rPr>
+        <w:t>−α*a</w:t>
+      </w:r>
+      <w:r>
+        <w:t>, and, using a|0⟩ = 0,</w:t>
       </w:r>
     </w:p>
     <w:p>
@@ -2464,7 +3166,25 @@
     </w:p>
     <w:p>
       <w:r>
-        <w:t>Under the free Hamiltonian H = ωa†a (dropping the zero-point term), e^(−iHt) acts on a number state as a phase e^(−inωt), so</w:t>
+        <w:t>Under the free Hamiltonian H = ωa†a (dropping the zero-point term), e</w:t>
+      </w:r>
+      <w:r>
+        <w:rPr>
+          <w:vertAlign w:val="superscript"/>
+        </w:rPr>
+        <w:t>−iHt</w:t>
+      </w:r>
+      <w:r>
+        <w:t xml:space="preserve"> acts on a number state as a phase e</w:t>
+      </w:r>
+      <w:r>
+        <w:rPr>
+          <w:vertAlign w:val="superscript"/>
+        </w:rPr>
+        <w:t>−inωt</w:t>
+      </w:r>
+      <w:r>
+        <w:t>, so</w:t>
       </w:r>
     </w:p>
     <w:p>
@@ -2638,7 +3358,16 @@
     </w:p>
     <w:p>
       <w:r>
-        <w:t>A coherent state remains coherent, and its amplitude rotates in the complex plane at the frequency ω, as the classical amplitude a(t) = a(0)e^(−iωt) does (Lesson 25, Section 4.4). The expectation value of the field is a classical wave for all time, and the state does not spread, unlike the free-particle wave packet of Lesson 12: the coherent state is a stationary shape in the phase space of the oscillator.</w:t>
+        <w:t>A coherent state remains coherent, and its amplitude rotates in the complex plane at the frequency ω, as the classical amplitude a(t) = a(0)e</w:t>
+      </w:r>
+      <w:r>
+        <w:rPr>
+          <w:vertAlign w:val="superscript"/>
+        </w:rPr>
+        <w:t>−iωt</w:t>
+      </w:r>
+      <w:r>
+        <w:t xml:space="preserve"> does (Lesson 25, Section 4.4). The expectation value of the field is a classical wave for all time, and the state does not spread, unlike the free-particle wave packet of Lesson 12: the coherent state is a stationary shape in the phase space of the oscillator.</w:t>
       </w:r>
     </w:p>
     <w:p>
@@ -2651,7 +3380,115 @@
     </w:p>
     <w:p>
       <w:r>
-        <w:t>Since [N, a_p] = −a_p, the unitary operator e^(iθN) acts by e^(iθN)a_pe^(−iθN) = e^(−iθ)a_p. Rotating the phase of every annihilation operator by e^(−iθ) is a phase rotation of the field. For a complex field, with the a quanta of charge q and the b quanta of charge −q, the charge is Q = q(N_a − N_b) (Lesson 33, Section 8.2), and e^(iθQ/q) generates the U(1) transformation of Lesson 31, Section 2.2. The conservation of particle number in a free theory is the U(1) symmetry of the phase of the mode amplitudes.</w:t>
+        <w:t>Since [N, a</w:t>
+      </w:r>
+      <w:r>
+        <w:rPr>
+          <w:vertAlign w:val="subscript"/>
+        </w:rPr>
+        <w:t>p</w:t>
+      </w:r>
+      <w:r>
+        <w:t>] = −a</w:t>
+      </w:r>
+      <w:r>
+        <w:rPr>
+          <w:vertAlign w:val="subscript"/>
+        </w:rPr>
+        <w:t>p</w:t>
+      </w:r>
+      <w:r>
+        <w:t>, the unitary operator e</w:t>
+      </w:r>
+      <w:r>
+        <w:rPr>
+          <w:vertAlign w:val="superscript"/>
+        </w:rPr>
+        <w:t>iθN</w:t>
+      </w:r>
+      <w:r>
+        <w:t xml:space="preserve"> acts by e</w:t>
+      </w:r>
+      <w:r>
+        <w:rPr>
+          <w:vertAlign w:val="superscript"/>
+        </w:rPr>
+        <w:t>iθN</w:t>
+      </w:r>
+      <w:r>
+        <w:t>a</w:t>
+      </w:r>
+      <w:r>
+        <w:rPr>
+          <w:vertAlign w:val="subscript"/>
+        </w:rPr>
+        <w:t>p</w:t>
+      </w:r>
+      <w:r>
+        <w:t>e</w:t>
+      </w:r>
+      <w:r>
+        <w:rPr>
+          <w:vertAlign w:val="superscript"/>
+        </w:rPr>
+        <w:t>−iθN</w:t>
+      </w:r>
+      <w:r>
+        <w:t xml:space="preserve"> = e</w:t>
+      </w:r>
+      <w:r>
+        <w:rPr>
+          <w:vertAlign w:val="superscript"/>
+        </w:rPr>
+        <w:t>−iθ</w:t>
+      </w:r>
+      <w:r>
+        <w:t>a</w:t>
+      </w:r>
+      <w:r>
+        <w:rPr>
+          <w:vertAlign w:val="subscript"/>
+        </w:rPr>
+        <w:t>p</w:t>
+      </w:r>
+      <w:r>
+        <w:t>. Rotating the phase of every annihilation operator by e</w:t>
+      </w:r>
+      <w:r>
+        <w:rPr>
+          <w:vertAlign w:val="superscript"/>
+        </w:rPr>
+        <w:t>−iθ</w:t>
+      </w:r>
+      <w:r>
+        <w:t xml:space="preserve"> is a phase rotation of the field. For a complex field, with the a quanta of charge q and the b quanta of charge −q, the charge is Q = q(N</w:t>
+      </w:r>
+      <w:r>
+        <w:rPr>
+          <w:vertAlign w:val="subscript"/>
+        </w:rPr>
+        <w:t>a</w:t>
+      </w:r>
+      <w:r>
+        <w:t xml:space="preserve"> − N</w:t>
+      </w:r>
+      <w:r>
+        <w:rPr>
+          <w:vertAlign w:val="subscript"/>
+        </w:rPr>
+        <w:t>b</w:t>
+      </w:r>
+      <w:r>
+        <w:t>) (Lesson 33, Section 8.2), and e</w:t>
+      </w:r>
+      <w:r>
+        <w:rPr>
+          <w:vertAlign w:val="superscript"/>
+        </w:rPr>
+        <w:t>iθQ/q</w:t>
+      </w:r>
+      <w:r>
+        <w:t xml:space="preserve"> generates the U(1) transformation of Lesson 31, Section 2.2. The conservation of particle number in a free theory is the U(1) symmetry of the phase of the mode amplitudes.</w:t>
       </w:r>
     </w:p>
     <w:p>
@@ -2664,7 +3501,16 @@
     </w:p>
     <w:p>
       <w:r>
-        <w:t>An interaction Hamiltonian is a polynomial in the field, and each monomial in the ladder operators corresponds to a definite process. Take the cubic interaction H_int = (g/3!)∫d³x φ³, whose classical form appears in the theory with Lagrangian density including −(g/3!)φ³. Expanding φ³ in the modes, the terms are of four kinds.</w:t>
+        <w:t>An interaction Hamiltonian is a polynomial in the field, and each monomial in the ladder operators corresponds to a definite process. Take the cubic interaction H</w:t>
+      </w:r>
+      <w:r>
+        <w:rPr>
+          <w:vertAlign w:val="subscript"/>
+        </w:rPr>
+        <w:t>int</w:t>
+      </w:r>
+      <w:r>
+        <w:t xml:space="preserve"> = (g/3!)∫d³x φ³, whose classical form appears in the theory with Lagrangian density including −(g/3!)φ³. Expanding φ³ in the modes, the terms are of four kinds.</w:t>
       </w:r>
     </w:p>
     <w:tbl>
@@ -2970,7 +3816,16 @@
     </w:tbl>
     <w:p>
       <w:r>
-        <w:t>Each monomial also has a definite momentum structure, set by the integral ∫d³x e^(i(±p±q±r)·x) = (2π)³δ³(±p ± q ± r), which enforces conservation of momentum. Whether the process conserves energy is a separate question, and in the free theory it cannot in these cases (Exercise 11): a single particle of mass m cannot decay into two of mass m, because two particles have invariant mass at least 2m &gt; m, and three particles cannot appear from the vacuum. The interaction contributes only through virtual processes at second order, in which a particle is emitted and reabsorbed, and these produce the scattering 2 → 2 of Part VII.</w:t>
+        <w:t>Each monomial also has a definite momentum structure, set by the integral ∫d³x e</w:t>
+      </w:r>
+      <w:r>
+        <w:rPr>
+          <w:vertAlign w:val="superscript"/>
+        </w:rPr>
+        <w:t>i(±p±q±r)·x</w:t>
+      </w:r>
+      <w:r>
+        <w:t xml:space="preserve"> = (2π)³δ³(±p ± q ± r), which enforces conservation of momentum. Whether the process conserves energy is a separate question, and in the free theory it cannot in these cases (Exercise 11): a single particle of mass m cannot decay into two of mass m, because two particles have invariant mass at least 2m &gt; m, and three particles cannot appear from the vacuum. The interaction contributes only through virtual processes at second order, in which a particle is emitted and reabsorbed, and these produce the scattering 2 → 2 of Part VII.</w:t>
       </w:r>
     </w:p>
     <w:p>
@@ -2984,7 +3839,97 @@
     </w:p>
     <w:p>
       <w:r>
-        <w:t>Decide whether the term a_p†a_q†a_r in H_int can describe a real process for identical particles of mass m. The term annihilates a particle of momentum r and creates two of momenta p and q, with conservation of momentum r = p + q. The energy would have to satisfy E_r = E_p + E_q. But the invariant mass squared of the two final particles is (E_p + E_q)² − |p + q|² ≥ 4m² (for two particles of mass m it is at least (2m)² at threshold), while the initial particle has E_r² − |r|² = m². Since 4m² &gt; m², no choice of momenta satisfies both conditions: the decay is kinematically forbidden. The operator still acts, but only in intermediate states that do not conserve energy, which Part VII treats through propagators.</w:t>
+        <w:t>Decide whether the term a</w:t>
+      </w:r>
+      <w:r>
+        <w:rPr>
+          <w:vertAlign w:val="subscript"/>
+        </w:rPr>
+        <w:t>p†</w:t>
+      </w:r>
+      <w:r>
+        <w:t>a</w:t>
+      </w:r>
+      <w:r>
+        <w:rPr>
+          <w:vertAlign w:val="subscript"/>
+        </w:rPr>
+        <w:t>q†</w:t>
+      </w:r>
+      <w:r>
+        <w:t>a</w:t>
+      </w:r>
+      <w:r>
+        <w:rPr>
+          <w:vertAlign w:val="subscript"/>
+        </w:rPr>
+        <w:t>r</w:t>
+      </w:r>
+      <w:r>
+        <w:t xml:space="preserve"> in H</w:t>
+      </w:r>
+      <w:r>
+        <w:rPr>
+          <w:vertAlign w:val="subscript"/>
+        </w:rPr>
+        <w:t>int</w:t>
+      </w:r>
+      <w:r>
+        <w:t xml:space="preserve"> can describe a real process for identical particles of mass m. The term annihilates a particle of momentum r and creates two of momenta p and q, with conservation of momentum r = p + q. The energy would have to satisfy E</w:t>
+      </w:r>
+      <w:r>
+        <w:rPr>
+          <w:vertAlign w:val="subscript"/>
+        </w:rPr>
+        <w:t>r</w:t>
+      </w:r>
+      <w:r>
+        <w:t xml:space="preserve"> = E</w:t>
+      </w:r>
+      <w:r>
+        <w:rPr>
+          <w:vertAlign w:val="subscript"/>
+        </w:rPr>
+        <w:t>p</w:t>
+      </w:r>
+      <w:r>
+        <w:t xml:space="preserve"> + E</w:t>
+      </w:r>
+      <w:r>
+        <w:rPr>
+          <w:vertAlign w:val="subscript"/>
+        </w:rPr>
+        <w:t>q</w:t>
+      </w:r>
+      <w:r>
+        <w:t>. But the invariant mass squared of the two final particles is (E</w:t>
+      </w:r>
+      <w:r>
+        <w:rPr>
+          <w:vertAlign w:val="subscript"/>
+        </w:rPr>
+        <w:t>p</w:t>
+      </w:r>
+      <w:r>
+        <w:t xml:space="preserve"> + E</w:t>
+      </w:r>
+      <w:r>
+        <w:rPr>
+          <w:vertAlign w:val="subscript"/>
+        </w:rPr>
+        <w:t>q</w:t>
+      </w:r>
+      <w:r>
+        <w:t>)² − |p + q|² ≥ 4m² (for two particles of mass m it is at least (2m)² at threshold), while the initial particle has E</w:t>
+      </w:r>
+      <w:r>
+        <w:rPr>
+          <w:vertAlign w:val="subscript"/>
+        </w:rPr>
+        <w:t>r</w:t>
+      </w:r>
+      <w:r>
+        <w:t>² − |r|² = m². Since 4m² &gt; m², no choice of momenta satisfies both conditions: the decay is kinematically forbidden. The operator still acts, but only in intermediate states that do not conserve energy, which Part VII treats through propagators.</w:t>
       </w:r>
     </w:p>
     <w:p>
@@ -3253,7 +4198,16 @@
           </w:tcPr>
           <w:p>
             <w:r>
-              <w:t>e^(iθN) as phase rotation</w:t>
+              <w:t>e</w:t>
+            </w:r>
+            <w:r>
+              <w:rPr>
+                <w:vertAlign w:val="superscript"/>
+              </w:rPr>
+              <w:t>iθN</w:t>
+            </w:r>
+            <w:r>
+              <w:t xml:space="preserve"> as phase rotation</w:t>
             </w:r>
           </w:p>
         </w:tc>
@@ -3353,7 +4307,25 @@
     </w:tbl>
     <w:p>
       <w:r>
-        <w:t>The last row is the one that generalizes most directly. The QED interaction +eψ̄γ^μψA_μ contains terms that create or destroy one photon and one electron-positron pair, or scatter an electron while emitting or absorbing a photon. None of these can conserve energy and momentum for real particles, for the same kinematic reason as the decay above, and so the vertex appears in physical amplitudes only in combinations, with virtual lines connecting them.</w:t>
+        <w:t>The last row is the one that generalizes most directly. The QED interaction +eψ̄γ</w:t>
+      </w:r>
+      <w:r>
+        <w:rPr>
+          <w:vertAlign w:val="superscript"/>
+        </w:rPr>
+        <w:t>μ</w:t>
+      </w:r>
+      <w:r>
+        <w:t>ψA</w:t>
+      </w:r>
+      <w:r>
+        <w:rPr>
+          <w:vertAlign w:val="subscript"/>
+        </w:rPr>
+        <w:t>μ</w:t>
+      </w:r>
+      <w:r>
+        <w:t xml:space="preserve"> contains terms that create or destroy one photon and one electron-positron pair, or scatter an electron while emitting or absorbing a photon. None of these can conserve energy and momentum for real particles, for the same kinematic reason as the decay above, and so the vertex appears in physical amplitudes only in combinations, with virtual lines connecting them.</w:t>
       </w:r>
     </w:p>
     <w:p>
@@ -3397,7 +4369,52 @@
         </w:numPr>
       </w:pPr>
       <w:r>
-        <w:t>The box state has unit norm and the relativistic state |p⟩ = √(2E_p)a_p†|0⟩ has norm 2E_pV; the number operator of the field is N = ∫d³p/(2π)³a_p†a_p.</w:t>
+        <w:t>The box state has unit norm and the relativistic state |p⟩ = √(2E</w:t>
+      </w:r>
+      <w:r>
+        <w:rPr>
+          <w:vertAlign w:val="subscript"/>
+        </w:rPr>
+        <w:t>p</w:t>
+      </w:r>
+      <w:r>
+        <w:t>)a</w:t>
+      </w:r>
+      <w:r>
+        <w:rPr>
+          <w:vertAlign w:val="subscript"/>
+        </w:rPr>
+        <w:t>p†</w:t>
+      </w:r>
+      <w:r>
+        <w:t>|0⟩ has norm 2E</w:t>
+      </w:r>
+      <w:r>
+        <w:rPr>
+          <w:vertAlign w:val="subscript"/>
+        </w:rPr>
+        <w:t>p</w:t>
+      </w:r>
+      <w:r>
+        <w:t>V; the number operator of the field is N = ∫d³p/(2π)³a</w:t>
+      </w:r>
+      <w:r>
+        <w:rPr>
+          <w:vertAlign w:val="subscript"/>
+        </w:rPr>
+        <w:t>p†</w:t>
+      </w:r>
+      <w:r>
+        <w:t>a</w:t>
+      </w:r>
+      <w:r>
+        <w:rPr>
+          <w:vertAlign w:val="subscript"/>
+        </w:rPr>
+        <w:t>p</w:t>
+      </w:r>
+      <w:r>
+        <w:t>.</w:t>
       </w:r>
     </w:p>
     <w:p>
@@ -3409,7 +4426,16 @@
         </w:numPr>
       </w:pPr>
       <w:r>
-        <w:t>A wave-packet state ∫d³p/(2π)³ψ̃(p)a_p†|0⟩ has norm ∫|ψ̃|², one particle, and energy and momentum given by averages over |ψ̃|².</w:t>
+        <w:t>A wave-packet state ∫d³p/(2π)³ψ̃(p)a</w:t>
+      </w:r>
+      <w:r>
+        <w:rPr>
+          <w:vertAlign w:val="subscript"/>
+        </w:rPr>
+        <w:t>p†</w:t>
+      </w:r>
+      <w:r>
+        <w:t>|0⟩ has norm ∫|ψ̃|², one particle, and energy and momentum given by averages over |ψ̃|².</w:t>
       </w:r>
     </w:p>
     <w:p>
@@ -3445,7 +4471,16 @@
         </w:numPr>
       </w:pPr>
       <w:r>
-        <w:t>A coherent state stays coherent under free evolution, |α⟩ → |αe^(−iωt)⟩, and the number operator generates the phase rotation of the ladder operators.</w:t>
+        <w:t>A coherent state stays coherent under free evolution, |α⟩ → |αe</w:t>
+      </w:r>
+      <w:r>
+        <w:rPr>
+          <w:vertAlign w:val="superscript"/>
+        </w:rPr>
+        <w:t>−iωt</w:t>
+      </w:r>
+      <w:r>
+        <w:t>⟩, and the number operator generates the phase rotation of the ladder operators.</w:t>
       </w:r>
     </w:p>
     <w:p>
@@ -3558,7 +4593,13 @@
           </w:tcPr>
           <w:p>
             <w:r>
-              <w:t>Prove that the eigenvalues of N = a†a are the nonnegative integers using [N, a] = −a and ‖a|n⟩‖² = n.</w:t>
+              <w:rPr>
+                <w:b/>
+              </w:rPr>
+              <w:t>Extension.</w:t>
+            </w:r>
+            <w:r>
+              <w:t xml:space="preserve"> Prove that the eigenvalues of N = a†a are the nonnegative integers using [N, a] = −a and ‖a|n⟩‖² = n.</w:t>
             </w:r>
           </w:p>
         </w:tc>
@@ -3596,7 +4637,13 @@
           </w:tcPr>
           <w:p>
             <w:r>
-              <w:t>Show by induction that ‖(a†)ⁿ|0⟩‖² = n!, and hence that |n⟩ = (a†)ⁿ|0⟩/√n! is normalized.</w:t>
+              <w:rPr>
+                <w:b/>
+              </w:rPr>
+              <w:t>Core.</w:t>
+            </w:r>
+            <w:r>
+              <w:t xml:space="preserve"> Show by induction that ‖(a†)ⁿ|0⟩‖² = n!, and hence that |n⟩ = (a†)ⁿ|0⟩/√n! is normalized.</w:t>
             </w:r>
           </w:p>
         </w:tc>
@@ -3632,7 +4679,13 @@
           </w:tcPr>
           <w:p>
             <w:r>
-              <w:t>Compute ⟨n|aa†|n⟩, ⟨n|a†a|n⟩, and ⟨n|(a + a†)²|n⟩, and check that the last equals 2n + 1.</w:t>
+              <w:rPr>
+                <w:b/>
+              </w:rPr>
+              <w:t>Core.</w:t>
+            </w:r>
+            <w:r>
+              <w:t xml:space="preserve"> Compute ⟨n|aa†|n⟩, ⟨n|a†a|n⟩, and ⟨n|(a + a†)²|n⟩, and check that the last equals 2n + 1.</w:t>
             </w:r>
           </w:p>
         </w:tc>
@@ -3670,7 +4723,13 @@
           </w:tcPr>
           <w:p>
             <w:r>
-              <w:t>Show that the number of states with N quanta in M modes is C(N + M − 1, N), and evaluate it for N = 2 with M = 3 and M = 4.</w:t>
+              <w:rPr>
+                <w:b/>
+              </w:rPr>
+              <w:t>Core.</w:t>
+            </w:r>
+            <w:r>
+              <w:t xml:space="preserve"> Show that the number of states with N quanta in M modes is C(N + M − 1, N), and evaluate it for N = 2 with M = 3 and M = 4.</w:t>
             </w:r>
           </w:p>
         </w:tc>
@@ -3706,7 +4765,31 @@
           </w:tcPr>
           <w:p>
             <w:r>
-              <w:t>For |ψ⟩ = ∫d³p/(2π)³ψ̃(p)a_p†|0⟩, show that ⟨ψ|ψ⟩ = ∫d³p/(2π)³|ψ̃|², ⟨N⟩ = ⟨ψ|ψ⟩, and ⟨H⟩ = ∫d³p/(2π)³E_p|ψ̃|².</w:t>
+              <w:rPr>
+                <w:b/>
+              </w:rPr>
+              <w:t>Core.</w:t>
+            </w:r>
+            <w:r>
+              <w:t xml:space="preserve"> For |ψ⟩ = ∫d³p/(2π)³ψ̃(p)a</w:t>
+            </w:r>
+            <w:r>
+              <w:rPr>
+                <w:vertAlign w:val="subscript"/>
+              </w:rPr>
+              <w:t>p†</w:t>
+            </w:r>
+            <w:r>
+              <w:t>|0⟩, show that ⟨ψ|ψ⟩ = ∫d³p/(2π)³|ψ̃|², ⟨N⟩ = ⟨ψ|ψ⟩, and ⟨H⟩ = ∫d³p/(2π)³E</w:t>
+            </w:r>
+            <w:r>
+              <w:rPr>
+                <w:vertAlign w:val="subscript"/>
+              </w:rPr>
+              <w:t>p</w:t>
+            </w:r>
+            <w:r>
+              <w:t>|ψ̃|².</w:t>
             </w:r>
           </w:p>
         </w:tc>
@@ -3744,7 +4827,31 @@
           </w:tcPr>
           <w:p>
             <w:r>
-              <w:t>Show that ⟨0|φ(x)|ψ⟩ = ∫d³p/((2π)³√(2E_p))ψ̃(p)e^(−ip·x) satisfies the Klein–Gordon equation, and explain why its modulus squared is not a probability density.</w:t>
+              <w:rPr>
+                <w:b/>
+              </w:rPr>
+              <w:t>Extension.</w:t>
+            </w:r>
+            <w:r>
+              <w:t xml:space="preserve"> Show that ⟨0|φ(x)|ψ⟩ = ∫d³p/((2π)³√(2E</w:t>
+            </w:r>
+            <w:r>
+              <w:rPr>
+                <w:vertAlign w:val="subscript"/>
+              </w:rPr>
+              <w:t>p</w:t>
+            </w:r>
+            <w:r>
+              <w:t>))ψ̃(p)e</w:t>
+            </w:r>
+            <w:r>
+              <w:rPr>
+                <w:vertAlign w:val="superscript"/>
+              </w:rPr>
+              <w:t>−ip·x</w:t>
+            </w:r>
+            <w:r>
+              <w:t xml:space="preserve"> satisfies the Klein–Gordon equation, and explain why its modulus squared is not a probability density.</w:t>
             </w:r>
           </w:p>
         </w:tc>
@@ -3780,7 +4887,31 @@
           </w:tcPr>
           <w:p>
             <w:r>
-              <w:t>Show that |α⟩ = e^(−|α|²/2)Σα^n/√(n!) |n⟩ is normalized and satisfies a|α⟩ = α|α⟩.</w:t>
+              <w:rPr>
+                <w:b/>
+              </w:rPr>
+              <w:t>Core.</w:t>
+            </w:r>
+            <w:r>
+              <w:t xml:space="preserve"> Show that |α⟩ = e</w:t>
+            </w:r>
+            <w:r>
+              <w:rPr>
+                <w:vertAlign w:val="superscript"/>
+              </w:rPr>
+              <w:t>−|α|²/2</w:t>
+            </w:r>
+            <w:r>
+              <w:t>Σα</w:t>
+            </w:r>
+            <w:r>
+              <w:rPr>
+                <w:vertAlign w:val="superscript"/>
+              </w:rPr>
+              <w:t>n</w:t>
+            </w:r>
+            <w:r>
+              <w:t>/√(n!) |n⟩ is normalized and satisfies a|α⟩ = α|α⟩.</w:t>
             </w:r>
           </w:p>
         </w:tc>
@@ -3818,7 +4949,49 @@
           </w:tcPr>
           <w:p>
             <w:r>
-              <w:t>Using e^(A+B) = e^Ae^Be^(−[A,B]/2) for [A, B] a number, show that D(α)|0⟩ = |α⟩ for D(α) = exp(αa† − α*a).</w:t>
+              <w:rPr>
+                <w:b/>
+              </w:rPr>
+              <w:t>Core.</w:t>
+            </w:r>
+            <w:r>
+              <w:t xml:space="preserve"> Using e</w:t>
+            </w:r>
+            <w:r>
+              <w:rPr>
+                <w:vertAlign w:val="superscript"/>
+              </w:rPr>
+              <w:t>A+B</w:t>
+            </w:r>
+            <w:r>
+              <w:t xml:space="preserve"> = e</w:t>
+            </w:r>
+            <w:r>
+              <w:rPr>
+                <w:vertAlign w:val="superscript"/>
+              </w:rPr>
+              <w:t>A</w:t>
+            </w:r>
+            <w:r>
+              <w:t>e</w:t>
+            </w:r>
+            <w:r>
+              <w:rPr>
+                <w:vertAlign w:val="superscript"/>
+              </w:rPr>
+              <w:t>B</w:t>
+            </w:r>
+            <w:r>
+              <w:t>e</w:t>
+            </w:r>
+            <w:r>
+              <w:rPr>
+                <w:vertAlign w:val="superscript"/>
+              </w:rPr>
+              <w:t>−[A,B]/2</w:t>
+            </w:r>
+            <w:r>
+              <w:t xml:space="preserve"> for [A, B] a number, show that D(α)|0⟩ = |α⟩ for D(α) = exp(αa† − α*a).</w:t>
             </w:r>
           </w:p>
         </w:tc>
@@ -3854,7 +5027,31 @@
           </w:tcPr>
           <w:p>
             <w:r>
-              <w:t>For a coherent state of the field with a_p|α⟩ = α_p|α⟩, compute ⟨φ(x)⟩ and ⟨:H:⟩ and compare with the classical mode expansion and energy of Lesson 25.</w:t>
+              <w:rPr>
+                <w:b/>
+              </w:rPr>
+              <w:t>Extension.</w:t>
+            </w:r>
+            <w:r>
+              <w:t xml:space="preserve"> For a coherent state of the field with a</w:t>
+            </w:r>
+            <w:r>
+              <w:rPr>
+                <w:vertAlign w:val="subscript"/>
+              </w:rPr>
+              <w:t>p</w:t>
+            </w:r>
+            <w:r>
+              <w:t>|α⟩ = α</w:t>
+            </w:r>
+            <w:r>
+              <w:rPr>
+                <w:vertAlign w:val="subscript"/>
+              </w:rPr>
+              <w:t>p</w:t>
+            </w:r>
+            <w:r>
+              <w:t>|α⟩, compute ⟨φ(x)⟩ and ⟨:H:⟩ and compare with the classical mode expansion and energy of Lesson 25.</w:t>
             </w:r>
           </w:p>
         </w:tc>
@@ -3892,7 +5089,31 @@
           </w:tcPr>
           <w:p>
             <w:r>
-              <w:t>Show that e^(−iHt)|α⟩ = |αe^(−iωt)⟩ for H = ωa†a, and interpret it as classical motion in phase space.</w:t>
+              <w:rPr>
+                <w:b/>
+              </w:rPr>
+              <w:t>Extension.</w:t>
+            </w:r>
+            <w:r>
+              <w:t xml:space="preserve"> Show that e</w:t>
+            </w:r>
+            <w:r>
+              <w:rPr>
+                <w:vertAlign w:val="superscript"/>
+              </w:rPr>
+              <w:t>−iHt</w:t>
+            </w:r>
+            <w:r>
+              <w:t>|α⟩ = |αe</w:t>
+            </w:r>
+            <w:r>
+              <w:rPr>
+                <w:vertAlign w:val="superscript"/>
+              </w:rPr>
+              <w:t>−iωt</w:t>
+            </w:r>
+            <w:r>
+              <w:t>⟩ for H = ωa†a, and interpret it as classical motion in phase space.</w:t>
             </w:r>
           </w:p>
         </w:tc>
@@ -3928,7 +5149,13 @@
           </w:tcPr>
           <w:p>
             <w:r>
-              <w:t>For the cubic interaction (g/3!)φ³, list which of the four kinds of terms can conserve energy and momentum for particles of a single mass m, using the invariant mass argument of Worked example 4.</w:t>
+              <w:rPr>
+                <w:b/>
+              </w:rPr>
+              <w:t>Extension.</w:t>
+            </w:r>
+            <w:r>
+              <w:t xml:space="preserve"> For the cubic interaction (g/3!)φ³, list which of the four kinds of terms can conserve energy and momentum for particles of a single mass m, using the invariant mass argument of Worked example 4.</w:t>
             </w:r>
           </w:p>
         </w:tc>
@@ -3966,7 +5193,49 @@
           </w:tcPr>
           <w:p>
             <w:r>
-              <w:t>For the complex field, define C by Ca_pC⁻¹ = b_p and Cb_pC⁻¹ = a_p, show that Cφ(x)C⁻¹ = φ†(x), and that CQC⁻¹ = −Q for Q = q∫(a†a − b†b).</w:t>
+              <w:rPr>
+                <w:b/>
+              </w:rPr>
+              <w:t>Core.</w:t>
+            </w:r>
+            <w:r>
+              <w:t xml:space="preserve"> For the complex field, define C by Ca</w:t>
+            </w:r>
+            <w:r>
+              <w:rPr>
+                <w:vertAlign w:val="subscript"/>
+              </w:rPr>
+              <w:t>p</w:t>
+            </w:r>
+            <w:r>
+              <w:t>C⁻¹ = b</w:t>
+            </w:r>
+            <w:r>
+              <w:rPr>
+                <w:vertAlign w:val="subscript"/>
+              </w:rPr>
+              <w:t>p</w:t>
+            </w:r>
+            <w:r>
+              <w:t xml:space="preserve"> and Cb</w:t>
+            </w:r>
+            <w:r>
+              <w:rPr>
+                <w:vertAlign w:val="subscript"/>
+              </w:rPr>
+              <w:t>p</w:t>
+            </w:r>
+            <w:r>
+              <w:t>C⁻¹ = a</w:t>
+            </w:r>
+            <w:r>
+              <w:rPr>
+                <w:vertAlign w:val="subscript"/>
+              </w:rPr>
+              <w:t>p</w:t>
+            </w:r>
+            <w:r>
+              <w:t>, show that Cφ(x)C⁻¹ = φ†(x), and that CQC⁻¹ = −Q for Q = q∫(a†a − b†b).</w:t>
             </w:r>
           </w:p>
         </w:tc>
@@ -4002,7 +5271,85 @@
           </w:tcPr>
           <w:p>
             <w:r>
-              <w:t>Show that [N, a_p†] = a_p† for N = ∫d³p/(2π)³a_q†a_q, and that N a_p†a_q†|0⟩ = 2a_p†a_q†|0⟩.</w:t>
+              <w:rPr>
+                <w:b/>
+              </w:rPr>
+              <w:t>Core.</w:t>
+            </w:r>
+            <w:r>
+              <w:t xml:space="preserve"> Show that [N, a</w:t>
+            </w:r>
+            <w:r>
+              <w:rPr>
+                <w:vertAlign w:val="subscript"/>
+              </w:rPr>
+              <w:t>p†</w:t>
+            </w:r>
+            <w:r>
+              <w:t>] = a</w:t>
+            </w:r>
+            <w:r>
+              <w:rPr>
+                <w:vertAlign w:val="subscript"/>
+              </w:rPr>
+              <w:t>p†</w:t>
+            </w:r>
+            <w:r>
+              <w:t xml:space="preserve"> for N = ∫d³p/(2π)³a</w:t>
+            </w:r>
+            <w:r>
+              <w:rPr>
+                <w:vertAlign w:val="subscript"/>
+              </w:rPr>
+              <w:t>q†</w:t>
+            </w:r>
+            <w:r>
+              <w:t>a</w:t>
+            </w:r>
+            <w:r>
+              <w:rPr>
+                <w:vertAlign w:val="subscript"/>
+              </w:rPr>
+              <w:t>q</w:t>
+            </w:r>
+            <w:r>
+              <w:t>, and that N a</w:t>
+            </w:r>
+            <w:r>
+              <w:rPr>
+                <w:vertAlign w:val="subscript"/>
+              </w:rPr>
+              <w:t>p†</w:t>
+            </w:r>
+            <w:r>
+              <w:t>a</w:t>
+            </w:r>
+            <w:r>
+              <w:rPr>
+                <w:vertAlign w:val="subscript"/>
+              </w:rPr>
+              <w:t>q†</w:t>
+            </w:r>
+            <w:r>
+              <w:t>|0⟩ = 2a</w:t>
+            </w:r>
+            <w:r>
+              <w:rPr>
+                <w:vertAlign w:val="subscript"/>
+              </w:rPr>
+              <w:t>p†</w:t>
+            </w:r>
+            <w:r>
+              <w:t>a</w:t>
+            </w:r>
+            <w:r>
+              <w:rPr>
+                <w:vertAlign w:val="subscript"/>
+              </w:rPr>
+              <w:t>q†</w:t>
+            </w:r>
+            <w:r>
+              <w:t>|0⟩.</w:t>
             </w:r>
           </w:p>
         </w:tc>
@@ -4040,7 +5387,58 @@
           </w:tcPr>
           <w:p>
             <w:r>
-              <w:t>Show that e^(iθN)a_pe^(−iθN) = e^(−iθ)a_p, and explain how this relates to the U(1) charge of the complex field.</w:t>
+              <w:rPr>
+                <w:b/>
+              </w:rPr>
+              <w:t>Extension.</w:t>
+            </w:r>
+            <w:r>
+              <w:t xml:space="preserve"> Show that e</w:t>
+            </w:r>
+            <w:r>
+              <w:rPr>
+                <w:vertAlign w:val="superscript"/>
+              </w:rPr>
+              <w:t>iθN</w:t>
+            </w:r>
+            <w:r>
+              <w:t>a</w:t>
+            </w:r>
+            <w:r>
+              <w:rPr>
+                <w:vertAlign w:val="subscript"/>
+              </w:rPr>
+              <w:t>p</w:t>
+            </w:r>
+            <w:r>
+              <w:t>e</w:t>
+            </w:r>
+            <w:r>
+              <w:rPr>
+                <w:vertAlign w:val="superscript"/>
+              </w:rPr>
+              <w:t>−iθN</w:t>
+            </w:r>
+            <w:r>
+              <w:t xml:space="preserve"> = e</w:t>
+            </w:r>
+            <w:r>
+              <w:rPr>
+                <w:vertAlign w:val="superscript"/>
+              </w:rPr>
+              <w:t>−iθ</w:t>
+            </w:r>
+            <w:r>
+              <w:t>a</w:t>
+            </w:r>
+            <w:r>
+              <w:rPr>
+                <w:vertAlign w:val="subscript"/>
+              </w:rPr>
+              <w:t>p</w:t>
+            </w:r>
+            <w:r>
+              <w:t>, and explain how this relates to the U(1) charge of the complex field.</w:t>
             </w:r>
           </w:p>
         </w:tc>
@@ -4076,7 +5474,22 @@
           </w:tcPr>
           <w:p>
             <w:r>
-              <w:t>Compute the vacuum expectation ⟨0|φ(x)²|0⟩ = ∫d³p/((2π)³2E_p) for a massless field with a cutoff Λ, and show that it is Λ²/(8π²), divergent as Λ → ∞.</w:t>
+              <w:rPr>
+                <w:b/>
+              </w:rPr>
+              <w:t>Extension.</w:t>
+            </w:r>
+            <w:r>
+              <w:t xml:space="preserve"> Compute the vacuum expectation ⟨0|φ(x)²|0⟩ = ∫d³p/((2π)³2E</w:t>
+            </w:r>
+            <w:r>
+              <w:rPr>
+                <w:vertAlign w:val="subscript"/>
+              </w:rPr>
+              <w:t>p</w:t>
+            </w:r>
+            <w:r>
+              <w:t>) for a massless field with a cutoff Λ, and show that it is Λ²/(8π²), divergent as Λ → ∞.</w:t>
             </w:r>
           </w:p>
         </w:tc>
@@ -4114,7 +5527,13 @@
           </w:tcPr>
           <w:p>
             <w:r>
-              <w:t>Challenge: compute the second-order correlation g² = ⟨a†a†aa⟩/⟨a†a⟩² for a coherent state |α⟩ and for a number state |n⟩ with n ≥ 2, and comment on what the difference means for the counting statistics of photons.</w:t>
+              <w:rPr>
+                <w:b/>
+              </w:rPr>
+              <w:t>Challenge.</w:t>
+            </w:r>
+            <w:r>
+              <w:t xml:space="preserve"> Compute the second-order correlation g² = ⟨a†a†aa⟩/⟨a†a⟩² for a coherent state |α⟩ and for a number state |n⟩ with n ≥ 2, and comment on what the difference means for the counting statistics of photons.</w:t>
             </w:r>
           </w:p>
         </w:tc>
@@ -4131,6 +5550,14 @@
     <w:p>
       <w:r>
         <w:rPr>
+          <w:i/>
+        </w:rPr>
+        <w:t>Attempt each exercise before reading its solution. If you are stuck, read only the first sentence of the solution, then try again.</w:t>
+      </w:r>
+    </w:p>
+    <w:p>
+      <w:r>
+        <w:rPr>
           <w:b/>
         </w:rPr>
         <w:t>1.</w:t>
@@ -4153,7 +5580,70 @@
         <w:t xml:space="preserve"> </w:t>
       </w:r>
       <w:r>
-        <w:t>For n = 0, ‖|0⟩‖² = 1 = 0!. Suppose ‖(a†)^(n−1)|0⟩‖² = (n − 1)!. Then ‖(a†)ⁿ|0⟩‖² = ⟨0|aⁿ(a†)ⁿ|0⟩, and using a(a†)ⁿ|0⟩ = n(a†)^(n−1)|0⟩ (since [a, (a†)ⁿ] = n(a†)^(n−1)), the remaining a^(n−1) then gives n⟨0|a^(n−1)(a†)^(n−1)|0⟩ = n‖(a†)^(n−1)|0⟩‖² = n(n − 1)! = n!. So (a†)ⁿ|0⟩/√(n!) has unit norm.</w:t>
+        <w:t>For n = 0, ‖|0⟩‖² = 1 = 0!. Suppose ‖(a†)</w:t>
+      </w:r>
+      <w:r>
+        <w:rPr>
+          <w:vertAlign w:val="superscript"/>
+        </w:rPr>
+        <w:t>n−1</w:t>
+      </w:r>
+      <w:r>
+        <w:t>|0⟩‖² = (n − 1)!. Then ‖(a†)ⁿ|0⟩‖² = ⟨0|aⁿ(a†)ⁿ|0⟩, and using a(a†)ⁿ|0⟩ = n(a†)</w:t>
+      </w:r>
+      <w:r>
+        <w:rPr>
+          <w:vertAlign w:val="superscript"/>
+        </w:rPr>
+        <w:t>n−1</w:t>
+      </w:r>
+      <w:r>
+        <w:t>|0⟩ (since [a, (a†)ⁿ] = n(a†)</w:t>
+      </w:r>
+      <w:r>
+        <w:rPr>
+          <w:vertAlign w:val="superscript"/>
+        </w:rPr>
+        <w:t>n−1</w:t>
+      </w:r>
+      <w:r>
+        <w:t>), the remaining a</w:t>
+      </w:r>
+      <w:r>
+        <w:rPr>
+          <w:vertAlign w:val="superscript"/>
+        </w:rPr>
+        <w:t>n−1</w:t>
+      </w:r>
+      <w:r>
+        <w:t xml:space="preserve"> then gives n⟨0|a</w:t>
+      </w:r>
+      <w:r>
+        <w:rPr>
+          <w:vertAlign w:val="superscript"/>
+        </w:rPr>
+        <w:t>n−1</w:t>
+      </w:r>
+      <w:r>
+        <w:t>(a†)</w:t>
+      </w:r>
+      <w:r>
+        <w:rPr>
+          <w:vertAlign w:val="superscript"/>
+        </w:rPr>
+        <w:t>n−1</w:t>
+      </w:r>
+      <w:r>
+        <w:t>|0⟩ = n‖(a†)</w:t>
+      </w:r>
+      <w:r>
+        <w:rPr>
+          <w:vertAlign w:val="superscript"/>
+        </w:rPr>
+        <w:t>n−1</w:t>
+      </w:r>
+      <w:r>
+        <w:t>|0⟩‖² = n(n − 1)! = n!. So (a†)ⁿ|0⟩/√(n!) has unit norm.</w:t>
       </w:r>
     </w:p>
     <w:p>
@@ -4195,7 +5685,97 @@
         <w:t xml:space="preserve"> </w:t>
       </w:r>
       <w:r>
-        <w:t>⟨ψ|ψ⟩ = ∫∫d³pd³q/(2π)⁶ψ̃*(q)ψ̃(p)⟨0|a_qa_p†|0⟩ = ∫∫ψ̃*(q)ψ̃(p)(2π)³δ³(p − q)d³pd³q/(2π)⁶ = ∫d³p/(2π)³|ψ̃|². Since [N, a_p†] = a_p†, N|ψ⟩ = |ψ⟩ and ⟨N⟩ = ⟨ψ|ψ⟩. With [H, a_p†] = E_pa_p†, H|ψ⟩ = ∫d³p/(2π)³ψ̃(p)E_pa_p†|0⟩, so ⟨H⟩ = ∫d³p/(2π)³E_p|ψ̃|².</w:t>
+        <w:t>⟨ψ|ψ⟩ = ∫∫d³pd³q/(2π)⁶ψ̃*(q)ψ̃(p)⟨0|a</w:t>
+      </w:r>
+      <w:r>
+        <w:rPr>
+          <w:vertAlign w:val="subscript"/>
+        </w:rPr>
+        <w:t>q</w:t>
+      </w:r>
+      <w:r>
+        <w:t>a</w:t>
+      </w:r>
+      <w:r>
+        <w:rPr>
+          <w:vertAlign w:val="subscript"/>
+        </w:rPr>
+        <w:t>p†</w:t>
+      </w:r>
+      <w:r>
+        <w:t>|0⟩ = ∫∫ψ̃*(q)ψ̃(p)(2π)³δ³(p − q)d³pd³q/(2π)⁶ = ∫d³p/(2π)³|ψ̃|². Since [N, a</w:t>
+      </w:r>
+      <w:r>
+        <w:rPr>
+          <w:vertAlign w:val="subscript"/>
+        </w:rPr>
+        <w:t>p†</w:t>
+      </w:r>
+      <w:r>
+        <w:t>] = a</w:t>
+      </w:r>
+      <w:r>
+        <w:rPr>
+          <w:vertAlign w:val="subscript"/>
+        </w:rPr>
+        <w:t>p†</w:t>
+      </w:r>
+      <w:r>
+        <w:t>, N|ψ⟩ = |ψ⟩ and ⟨N⟩ = ⟨ψ|ψ⟩. With [H, a</w:t>
+      </w:r>
+      <w:r>
+        <w:rPr>
+          <w:vertAlign w:val="subscript"/>
+        </w:rPr>
+        <w:t>p†</w:t>
+      </w:r>
+      <w:r>
+        <w:t>] = E</w:t>
+      </w:r>
+      <w:r>
+        <w:rPr>
+          <w:vertAlign w:val="subscript"/>
+        </w:rPr>
+        <w:t>p</w:t>
+      </w:r>
+      <w:r>
+        <w:t>a</w:t>
+      </w:r>
+      <w:r>
+        <w:rPr>
+          <w:vertAlign w:val="subscript"/>
+        </w:rPr>
+        <w:t>p†</w:t>
+      </w:r>
+      <w:r>
+        <w:t>, H|ψ⟩ = ∫d³p/(2π)³ψ̃(p)E</w:t>
+      </w:r>
+      <w:r>
+        <w:rPr>
+          <w:vertAlign w:val="subscript"/>
+        </w:rPr>
+        <w:t>p</w:t>
+      </w:r>
+      <w:r>
+        <w:t>a</w:t>
+      </w:r>
+      <w:r>
+        <w:rPr>
+          <w:vertAlign w:val="subscript"/>
+        </w:rPr>
+        <w:t>p†</w:t>
+      </w:r>
+      <w:r>
+        <w:t>|0⟩, so ⟨H⟩ = ∫d³p/(2π)³E</w:t>
+      </w:r>
+      <w:r>
+        <w:rPr>
+          <w:vertAlign w:val="subscript"/>
+        </w:rPr>
+        <w:t>p</w:t>
+      </w:r>
+      <w:r>
+        <w:t>|ψ̃|².</w:t>
       </w:r>
     </w:p>
     <w:p>
@@ -4209,7 +5789,70 @@
         <w:t xml:space="preserve"> </w:t>
       </w:r>
       <w:r>
-        <w:t>Each plane wave e^(−ip·x) with E_p² = |p|² + m² satisfies (□ + m²)e^(−ip·x) = (−E_p² + |p|² + m²)e^(−ip·x) = 0, so the superposition does too. Its modulus squared |⟨0|φ(x)|ψ⟩|² is not a probability density because the normalization of the state is ∫d³p/(2π)³|ψ̃|² (Exercise 5) whereas ∫d³x|⟨0|φ(x)|ψ⟩|² = ∫d³p/((2π)³2E_p)|ψ̃|², which differs by the momentum-dependent factor 1/(2E_p). The two normalizations therefore disagree for any packet with a spread of energies. Moreover, a relativistic particle has no sharp position (Lesson 32).</w:t>
+        <w:t>Each plane wave e</w:t>
+      </w:r>
+      <w:r>
+        <w:rPr>
+          <w:vertAlign w:val="superscript"/>
+        </w:rPr>
+        <w:t>−ip·x</w:t>
+      </w:r>
+      <w:r>
+        <w:t xml:space="preserve"> with E</w:t>
+      </w:r>
+      <w:r>
+        <w:rPr>
+          <w:vertAlign w:val="subscript"/>
+        </w:rPr>
+        <w:t>p</w:t>
+      </w:r>
+      <w:r>
+        <w:t>² = |p|² + m² satisfies (□ + m²)e</w:t>
+      </w:r>
+      <w:r>
+        <w:rPr>
+          <w:vertAlign w:val="superscript"/>
+        </w:rPr>
+        <w:t>−ip·x</w:t>
+      </w:r>
+      <w:r>
+        <w:t xml:space="preserve"> = (−E</w:t>
+      </w:r>
+      <w:r>
+        <w:rPr>
+          <w:vertAlign w:val="subscript"/>
+        </w:rPr>
+        <w:t>p</w:t>
+      </w:r>
+      <w:r>
+        <w:t>² + |p|² + m²)e</w:t>
+      </w:r>
+      <w:r>
+        <w:rPr>
+          <w:vertAlign w:val="superscript"/>
+        </w:rPr>
+        <w:t>−ip·x</w:t>
+      </w:r>
+      <w:r>
+        <w:t xml:space="preserve"> = 0, so the superposition does too. Its modulus squared |⟨0|φ(x)|ψ⟩|² is not a probability density because the normalization of the state is ∫d³p/(2π)³|ψ̃|² (Exercise 5) whereas ∫d³x|⟨0|φ(x)|ψ⟩|² = ∫d³p/((2π)³2E</w:t>
+      </w:r>
+      <w:r>
+        <w:rPr>
+          <w:vertAlign w:val="subscript"/>
+        </w:rPr>
+        <w:t>p</w:t>
+      </w:r>
+      <w:r>
+        <w:t>)|ψ̃|², which differs by the momentum-dependent factor 1/(2E</w:t>
+      </w:r>
+      <w:r>
+        <w:rPr>
+          <w:vertAlign w:val="subscript"/>
+        </w:rPr>
+        <w:t>p</w:t>
+      </w:r>
+      <w:r>
+        <w:t>). The two normalizations therefore disagree for any packet with a spread of energies. Moreover, a relativistic particle has no sharp position (Lesson 32).</w:t>
       </w:r>
     </w:p>
     <w:p>
@@ -4223,7 +5866,133 @@
         <w:t xml:space="preserve"> </w:t>
       </w:r>
       <w:r>
-        <w:t>Norm: ⟨α|α⟩ = e^(−|α|²)Σ_n|α|^(2n)/n! = e^(−|α|²)e^(|α|²) = 1. Eigenvalue: a|α⟩ = e^(−|α|²/2)Σ_n(α^n/√(n!))√n|n − 1⟩ = e^(−|α|²/2)Σ_(n≥1)(α^n/√((n−1)!))|n − 1⟩. Relabeling m = n − 1, this is αe^(−|α|²/2)Σ_m(α^m/√(m!))|m⟩ = α|α⟩.</w:t>
+        <w:t>Norm: ⟨α|α⟩ = e</w:t>
+      </w:r>
+      <w:r>
+        <w:rPr>
+          <w:vertAlign w:val="superscript"/>
+        </w:rPr>
+        <w:t>−|α|²</w:t>
+      </w:r>
+      <w:r>
+        <w:t>Σ</w:t>
+      </w:r>
+      <w:r>
+        <w:rPr>
+          <w:vertAlign w:val="subscript"/>
+        </w:rPr>
+        <w:t>n</w:t>
+      </w:r>
+      <w:r>
+        <w:t>|α|</w:t>
+      </w:r>
+      <w:r>
+        <w:rPr>
+          <w:vertAlign w:val="superscript"/>
+        </w:rPr>
+        <w:t>2n</w:t>
+      </w:r>
+      <w:r>
+        <w:t>/n! = e</w:t>
+      </w:r>
+      <w:r>
+        <w:rPr>
+          <w:vertAlign w:val="superscript"/>
+        </w:rPr>
+        <w:t>−|α|²</w:t>
+      </w:r>
+      <w:r>
+        <w:t>e</w:t>
+      </w:r>
+      <w:r>
+        <w:rPr>
+          <w:vertAlign w:val="superscript"/>
+        </w:rPr>
+        <w:t>|α|²</w:t>
+      </w:r>
+      <w:r>
+        <w:t xml:space="preserve"> = 1. Eigenvalue: a|α⟩ = e</w:t>
+      </w:r>
+      <w:r>
+        <w:rPr>
+          <w:vertAlign w:val="superscript"/>
+        </w:rPr>
+        <w:t>−|α|²/2</w:t>
+      </w:r>
+      <w:r>
+        <w:t>Σ</w:t>
+      </w:r>
+      <w:r>
+        <w:rPr>
+          <w:vertAlign w:val="subscript"/>
+        </w:rPr>
+        <w:t>n</w:t>
+      </w:r>
+      <w:r>
+        <w:t>(α</w:t>
+      </w:r>
+      <w:r>
+        <w:rPr>
+          <w:vertAlign w:val="superscript"/>
+        </w:rPr>
+        <w:t>n</w:t>
+      </w:r>
+      <w:r>
+        <w:t>/√(n!))√n|n − 1⟩ = e</w:t>
+      </w:r>
+      <w:r>
+        <w:rPr>
+          <w:vertAlign w:val="superscript"/>
+        </w:rPr>
+        <w:t>−|α|²/2</w:t>
+      </w:r>
+      <w:r>
+        <w:t>Σ</w:t>
+      </w:r>
+      <w:r>
+        <w:rPr>
+          <w:vertAlign w:val="subscript"/>
+        </w:rPr>
+        <w:t>n≥1</w:t>
+      </w:r>
+      <w:r>
+        <w:t>(α</w:t>
+      </w:r>
+      <w:r>
+        <w:rPr>
+          <w:vertAlign w:val="superscript"/>
+        </w:rPr>
+        <w:t>n</w:t>
+      </w:r>
+      <w:r>
+        <w:t>/√((n−1)!))|n − 1⟩. Relabeling m = n − 1, this is αe</w:t>
+      </w:r>
+      <w:r>
+        <w:rPr>
+          <w:vertAlign w:val="superscript"/>
+        </w:rPr>
+        <w:t>−|α|²/2</w:t>
+      </w:r>
+      <w:r>
+        <w:t>Σ</w:t>
+      </w:r>
+      <w:r>
+        <w:rPr>
+          <w:vertAlign w:val="subscript"/>
+        </w:rPr>
+        <w:t>m</w:t>
+      </w:r>
+      <w:r>
+        <w:t>(α</w:t>
+      </w:r>
+      <w:r>
+        <w:rPr>
+          <w:vertAlign w:val="superscript"/>
+        </w:rPr>
+        <w:t>m</w:t>
+      </w:r>
+      <w:r>
+        <w:t>/√(m!))|m⟩ = α|α⟩.</w:t>
       </w:r>
     </w:p>
     <w:p>
@@ -4237,7 +6006,151 @@
         <w:t xml:space="preserve"> </w:t>
       </w:r>
       <w:r>
-        <w:t>Take A = αa† and B = −α*a. Then [A, B] = −|α|²[a†, a] = |α|², a number. So D(α) = e^(A+B) = e^Ae^Be^(−|α|²/2) = e^(−|α|²/2)e^(αa†)e^(−α*a). Acting on |0⟩, e^(−α*a)|0⟩ = |0⟩ since a|0⟩ = 0, and e^(αa†)|0⟩ = Σ_n(α^n/n!)(a†)ⁿ|0⟩ = Σ_n(α^n/√(n!))|n⟩. Hence D(α)|0⟩ = e^(−|α|²/2)Σ_n(α^n/√(n!))|n⟩ = |α⟩.</w:t>
+        <w:t>Take A = αa† and B = −α*a. Then [A, B] = −|α|²[a†, a] = |α|², a number. So D(α) = e</w:t>
+      </w:r>
+      <w:r>
+        <w:rPr>
+          <w:vertAlign w:val="superscript"/>
+        </w:rPr>
+        <w:t>A+B</w:t>
+      </w:r>
+      <w:r>
+        <w:t xml:space="preserve"> = e</w:t>
+      </w:r>
+      <w:r>
+        <w:rPr>
+          <w:vertAlign w:val="superscript"/>
+        </w:rPr>
+        <w:t>A</w:t>
+      </w:r>
+      <w:r>
+        <w:t>e</w:t>
+      </w:r>
+      <w:r>
+        <w:rPr>
+          <w:vertAlign w:val="superscript"/>
+        </w:rPr>
+        <w:t>B</w:t>
+      </w:r>
+      <w:r>
+        <w:t>e</w:t>
+      </w:r>
+      <w:r>
+        <w:rPr>
+          <w:vertAlign w:val="superscript"/>
+        </w:rPr>
+        <w:t>−|α|²/2</w:t>
+      </w:r>
+      <w:r>
+        <w:t xml:space="preserve"> = e</w:t>
+      </w:r>
+      <w:r>
+        <w:rPr>
+          <w:vertAlign w:val="superscript"/>
+        </w:rPr>
+        <w:t>−|α|²/2</w:t>
+      </w:r>
+      <w:r>
+        <w:t>e</w:t>
+      </w:r>
+      <w:r>
+        <w:rPr>
+          <w:vertAlign w:val="superscript"/>
+        </w:rPr>
+        <w:t>αa†</w:t>
+      </w:r>
+      <w:r>
+        <w:t>e</w:t>
+      </w:r>
+      <w:r>
+        <w:rPr>
+          <w:vertAlign w:val="superscript"/>
+        </w:rPr>
+        <w:t>−α*a</w:t>
+      </w:r>
+      <w:r>
+        <w:t>. Acting on |0⟩, e</w:t>
+      </w:r>
+      <w:r>
+        <w:rPr>
+          <w:vertAlign w:val="superscript"/>
+        </w:rPr>
+        <w:t>−α*a</w:t>
+      </w:r>
+      <w:r>
+        <w:t>|0⟩ = |0⟩ since a|0⟩ = 0, and e</w:t>
+      </w:r>
+      <w:r>
+        <w:rPr>
+          <w:vertAlign w:val="superscript"/>
+        </w:rPr>
+        <w:t>αa†</w:t>
+      </w:r>
+      <w:r>
+        <w:t>|0⟩ = Σ</w:t>
+      </w:r>
+      <w:r>
+        <w:rPr>
+          <w:vertAlign w:val="subscript"/>
+        </w:rPr>
+        <w:t>n</w:t>
+      </w:r>
+      <w:r>
+        <w:t>(α</w:t>
+      </w:r>
+      <w:r>
+        <w:rPr>
+          <w:vertAlign w:val="superscript"/>
+        </w:rPr>
+        <w:t>n</w:t>
+      </w:r>
+      <w:r>
+        <w:t>/n!)(a†)ⁿ|0⟩ = Σ</w:t>
+      </w:r>
+      <w:r>
+        <w:rPr>
+          <w:vertAlign w:val="subscript"/>
+        </w:rPr>
+        <w:t>n</w:t>
+      </w:r>
+      <w:r>
+        <w:t>(α</w:t>
+      </w:r>
+      <w:r>
+        <w:rPr>
+          <w:vertAlign w:val="superscript"/>
+        </w:rPr>
+        <w:t>n</w:t>
+      </w:r>
+      <w:r>
+        <w:t>/√(n!))|n⟩. Hence D(α)|0⟩ = e</w:t>
+      </w:r>
+      <w:r>
+        <w:rPr>
+          <w:vertAlign w:val="superscript"/>
+        </w:rPr>
+        <w:t>−|α|²/2</w:t>
+      </w:r>
+      <w:r>
+        <w:t>Σ</w:t>
+      </w:r>
+      <w:r>
+        <w:rPr>
+          <w:vertAlign w:val="subscript"/>
+        </w:rPr>
+        <w:t>n</w:t>
+      </w:r>
+      <w:r>
+        <w:t>(α</w:t>
+      </w:r>
+      <w:r>
+        <w:rPr>
+          <w:vertAlign w:val="superscript"/>
+        </w:rPr>
+        <w:t>n</w:t>
+      </w:r>
+      <w:r>
+        <w:t>/√(n!))|n⟩ = |α⟩.</w:t>
       </w:r>
     </w:p>
     <w:p>
@@ -4251,7 +6164,160 @@
         <w:t xml:space="preserve"> </w:t>
       </w:r>
       <w:r>
-        <w:t>Since a_p|α⟩ = α_p|α⟩ and ⟨α|a_p† = α_p*⟨α|, ⟨α|φ(x)|α⟩ = ∫d³p/(2π)³(2E_p)^(−1/2)(α_pe^(−ip·x) + α_p*e^(ip·x)), the classical mode expansion with a_p → α_p. For the normal-ordered Hamiltonian, ⟨α|∫E_pa_p†a_p|α⟩ = ∫d³p/(2π)³E_p|α_p|², which is the continuum form of the classical H = Σω|a|² of Lesson 25, Section 4.4.</w:t>
+        <w:t>Since a</w:t>
+      </w:r>
+      <w:r>
+        <w:rPr>
+          <w:vertAlign w:val="subscript"/>
+        </w:rPr>
+        <w:t>p</w:t>
+      </w:r>
+      <w:r>
+        <w:t>|α⟩ = α</w:t>
+      </w:r>
+      <w:r>
+        <w:rPr>
+          <w:vertAlign w:val="subscript"/>
+        </w:rPr>
+        <w:t>p</w:t>
+      </w:r>
+      <w:r>
+        <w:t>|α⟩ and ⟨α|a</w:t>
+      </w:r>
+      <w:r>
+        <w:rPr>
+          <w:vertAlign w:val="subscript"/>
+        </w:rPr>
+        <w:t>p†</w:t>
+      </w:r>
+      <w:r>
+        <w:t xml:space="preserve"> = α</w:t>
+      </w:r>
+      <w:r>
+        <w:rPr>
+          <w:vertAlign w:val="subscript"/>
+        </w:rPr>
+        <w:t>p*</w:t>
+      </w:r>
+      <w:r>
+        <w:t>⟨α|, ⟨α|φ(x)|α⟩ = ∫d³p/(2π)³(2E</w:t>
+      </w:r>
+      <w:r>
+        <w:rPr>
+          <w:vertAlign w:val="subscript"/>
+        </w:rPr>
+        <w:t>p</w:t>
+      </w:r>
+      <w:r>
+        <w:t>)</w:t>
+      </w:r>
+      <w:r>
+        <w:rPr>
+          <w:vertAlign w:val="superscript"/>
+        </w:rPr>
+        <w:t>−1/2</w:t>
+      </w:r>
+      <w:r>
+        <w:t>(α</w:t>
+      </w:r>
+      <w:r>
+        <w:rPr>
+          <w:vertAlign w:val="subscript"/>
+        </w:rPr>
+        <w:t>p</w:t>
+      </w:r>
+      <w:r>
+        <w:t>e</w:t>
+      </w:r>
+      <w:r>
+        <w:rPr>
+          <w:vertAlign w:val="superscript"/>
+        </w:rPr>
+        <w:t>−ip·x</w:t>
+      </w:r>
+      <w:r>
+        <w:t xml:space="preserve"> + α</w:t>
+      </w:r>
+      <w:r>
+        <w:rPr>
+          <w:vertAlign w:val="subscript"/>
+        </w:rPr>
+        <w:t>p*</w:t>
+      </w:r>
+      <w:r>
+        <w:t>e</w:t>
+      </w:r>
+      <w:r>
+        <w:rPr>
+          <w:vertAlign w:val="superscript"/>
+        </w:rPr>
+        <w:t>ip·x</w:t>
+      </w:r>
+      <w:r>
+        <w:t>), the classical mode expansion with a</w:t>
+      </w:r>
+      <w:r>
+        <w:rPr>
+          <w:vertAlign w:val="subscript"/>
+        </w:rPr>
+        <w:t>p</w:t>
+      </w:r>
+      <w:r>
+        <w:t xml:space="preserve"> → α</w:t>
+      </w:r>
+      <w:r>
+        <w:rPr>
+          <w:vertAlign w:val="subscript"/>
+        </w:rPr>
+        <w:t>p</w:t>
+      </w:r>
+      <w:r>
+        <w:t>. For the normal-ordered Hamiltonian, ⟨α|∫E</w:t>
+      </w:r>
+      <w:r>
+        <w:rPr>
+          <w:vertAlign w:val="subscript"/>
+        </w:rPr>
+        <w:t>p</w:t>
+      </w:r>
+      <w:r>
+        <w:t>a</w:t>
+      </w:r>
+      <w:r>
+        <w:rPr>
+          <w:vertAlign w:val="subscript"/>
+        </w:rPr>
+        <w:t>p†</w:t>
+      </w:r>
+      <w:r>
+        <w:t>a</w:t>
+      </w:r>
+      <w:r>
+        <w:rPr>
+          <w:vertAlign w:val="subscript"/>
+        </w:rPr>
+        <w:t>p</w:t>
+      </w:r>
+      <w:r>
+        <w:t>|α⟩ = ∫d³p/(2π)³E</w:t>
+      </w:r>
+      <w:r>
+        <w:rPr>
+          <w:vertAlign w:val="subscript"/>
+        </w:rPr>
+        <w:t>p</w:t>
+      </w:r>
+      <w:r>
+        <w:t>|α</w:t>
+      </w:r>
+      <w:r>
+        <w:rPr>
+          <w:vertAlign w:val="subscript"/>
+        </w:rPr>
+        <w:t>p</w:t>
+      </w:r>
+      <w:r>
+        <w:t>|², which is the continuum form of the classical H = Σω|a|² of Lesson 25, Section 4.4.</w:t>
       </w:r>
     </w:p>
     <w:p>
@@ -4265,7 +6331,133 @@
         <w:t xml:space="preserve"> </w:t>
       </w:r>
       <w:r>
-        <w:t>With H = ωa†a, e^(−iHt)|n⟩ = e^(−inωt)|n⟩, so e^(−iHt)|α⟩ = e^(−|α|²/2)Σ_n(α^n/√(n!))e^(−inωt)|n⟩ = e^(−|α|²/2)Σ_n((αe^(−iωt))^n/√(n!))|n⟩. Since |αe^(−iωt)|² = |α|², the prefactor is the correct normalization, and the result is |αe^(−iωt)⟩. The complex amplitude α rotates in the complex plane at frequency ω, which is the classical motion a(t) = a(0)e^(−iωt), a circle in the phase space of the oscillator.</w:t>
+        <w:t>With H = ωa†a, e</w:t>
+      </w:r>
+      <w:r>
+        <w:rPr>
+          <w:vertAlign w:val="superscript"/>
+        </w:rPr>
+        <w:t>−iHt</w:t>
+      </w:r>
+      <w:r>
+        <w:t>|n⟩ = e</w:t>
+      </w:r>
+      <w:r>
+        <w:rPr>
+          <w:vertAlign w:val="superscript"/>
+        </w:rPr>
+        <w:t>−inωt</w:t>
+      </w:r>
+      <w:r>
+        <w:t>|n⟩, so e</w:t>
+      </w:r>
+      <w:r>
+        <w:rPr>
+          <w:vertAlign w:val="superscript"/>
+        </w:rPr>
+        <w:t>−iHt</w:t>
+      </w:r>
+      <w:r>
+        <w:t>|α⟩ = e</w:t>
+      </w:r>
+      <w:r>
+        <w:rPr>
+          <w:vertAlign w:val="superscript"/>
+        </w:rPr>
+        <w:t>−|α|²/2</w:t>
+      </w:r>
+      <w:r>
+        <w:t>Σ</w:t>
+      </w:r>
+      <w:r>
+        <w:rPr>
+          <w:vertAlign w:val="subscript"/>
+        </w:rPr>
+        <w:t>n</w:t>
+      </w:r>
+      <w:r>
+        <w:t>(α</w:t>
+      </w:r>
+      <w:r>
+        <w:rPr>
+          <w:vertAlign w:val="superscript"/>
+        </w:rPr>
+        <w:t>n</w:t>
+      </w:r>
+      <w:r>
+        <w:t>/√(n!))e</w:t>
+      </w:r>
+      <w:r>
+        <w:rPr>
+          <w:vertAlign w:val="superscript"/>
+        </w:rPr>
+        <w:t>−inωt</w:t>
+      </w:r>
+      <w:r>
+        <w:t>|n⟩ = e</w:t>
+      </w:r>
+      <w:r>
+        <w:rPr>
+          <w:vertAlign w:val="superscript"/>
+        </w:rPr>
+        <w:t>−|α|²/2</w:t>
+      </w:r>
+      <w:r>
+        <w:t>Σ</w:t>
+      </w:r>
+      <w:r>
+        <w:rPr>
+          <w:vertAlign w:val="subscript"/>
+        </w:rPr>
+        <w:t>n</w:t>
+      </w:r>
+      <w:r>
+        <w:t>((αe</w:t>
+      </w:r>
+      <w:r>
+        <w:rPr>
+          <w:vertAlign w:val="superscript"/>
+        </w:rPr>
+        <w:t>−iωt</w:t>
+      </w:r>
+      <w:r>
+        <w:t>)</w:t>
+      </w:r>
+      <w:r>
+        <w:rPr>
+          <w:vertAlign w:val="superscript"/>
+        </w:rPr>
+        <w:t>n</w:t>
+      </w:r>
+      <w:r>
+        <w:t>/√(n!))|n⟩. Since |αe</w:t>
+      </w:r>
+      <w:r>
+        <w:rPr>
+          <w:vertAlign w:val="superscript"/>
+        </w:rPr>
+        <w:t>−iωt</w:t>
+      </w:r>
+      <w:r>
+        <w:t>|² = |α|², the prefactor is the correct normalization, and the result is |αe</w:t>
+      </w:r>
+      <w:r>
+        <w:rPr>
+          <w:vertAlign w:val="superscript"/>
+        </w:rPr>
+        <w:t>−iωt</w:t>
+      </w:r>
+      <w:r>
+        <w:t>⟩. The complex amplitude α rotates in the complex plane at frequency ω, which is the classical motion a(t) = a(0)e</w:t>
+      </w:r>
+      <w:r>
+        <w:rPr>
+          <w:vertAlign w:val="superscript"/>
+        </w:rPr>
+        <w:t>−iωt</w:t>
+      </w:r>
+      <w:r>
+        <w:t>, a circle in the phase space of the oscillator.</w:t>
       </w:r>
     </w:p>
     <w:p>
@@ -4279,7 +6471,34 @@
         <w:t xml:space="preserve"> </w:t>
       </w:r>
       <w:r>
-        <w:t>The terms a†a†a† and aaa would create or destroy three particles from or into the vacuum, requiring 3E = 0 or a total energy of zero from particles of positive energy, impossible. The term a†a†a (1 → 2) requires E_r = E_p + E_q with r = p + q, but the pair's invariant mass is at least 2m, while the initial particle has mass m, so it is impossible. The term a†aa (2 → 1) is the reverse process, requiring two particles of mass m to have total invariant mass m, and is also impossible. None of the terms can conserve energy and momentum for real particles of one mass.</w:t>
+        <w:t>The terms a†a†a† and aaa would create or destroy three particles from or into the vacuum, requiring 3E = 0 or a total energy of zero from particles of positive energy, impossible. The term a†a†a (1 → 2) requires E</w:t>
+      </w:r>
+      <w:r>
+        <w:rPr>
+          <w:vertAlign w:val="subscript"/>
+        </w:rPr>
+        <w:t>r</w:t>
+      </w:r>
+      <w:r>
+        <w:t xml:space="preserve"> = E</w:t>
+      </w:r>
+      <w:r>
+        <w:rPr>
+          <w:vertAlign w:val="subscript"/>
+        </w:rPr>
+        <w:t>p</w:t>
+      </w:r>
+      <w:r>
+        <w:t xml:space="preserve"> + E</w:t>
+      </w:r>
+      <w:r>
+        <w:rPr>
+          <w:vertAlign w:val="subscript"/>
+        </w:rPr>
+        <w:t>q</w:t>
+      </w:r>
+      <w:r>
+        <w:t xml:space="preserve"> with r = p + q, but the pair's invariant mass is at least 2m, while the initial particle has mass m, so it is impossible. The term a†aa (2 → 1) is the reverse process, requiring two particles of mass m to have total invariant mass m, and is also impossible. None of the terms can conserve energy and momentum for real particles of one mass.</w:t>
       </w:r>
     </w:p>
     <w:p>
@@ -4293,7 +6512,205 @@
         <w:t xml:space="preserve"> </w:t>
       </w:r>
       <w:r>
-        <w:t>With φ = ∫(2E_p)^(−1/2)(a_pe^(−ip·x) + b_p†e^(ip·x)), Cφ(x)C⁻¹ = ∫(2E_p)^(−1/2)(b_pe^(−ip·x) + a_p†e^(ip·x)) = φ†(x), since φ† = ∫(2E_p)^(−1/2)(a_p†e^(ip·x) + b_pe^(−ip·x)). For the charge, CQC⁻¹ = q∫d³p/(2π)³(b_p†b_p − a_p†a_p) = −Q.</w:t>
+        <w:t>With φ = ∫(2E</w:t>
+      </w:r>
+      <w:r>
+        <w:rPr>
+          <w:vertAlign w:val="subscript"/>
+        </w:rPr>
+        <w:t>p</w:t>
+      </w:r>
+      <w:r>
+        <w:t>)</w:t>
+      </w:r>
+      <w:r>
+        <w:rPr>
+          <w:vertAlign w:val="superscript"/>
+        </w:rPr>
+        <w:t>−1/2</w:t>
+      </w:r>
+      <w:r>
+        <w:t>(a</w:t>
+      </w:r>
+      <w:r>
+        <w:rPr>
+          <w:vertAlign w:val="subscript"/>
+        </w:rPr>
+        <w:t>p</w:t>
+      </w:r>
+      <w:r>
+        <w:t>e</w:t>
+      </w:r>
+      <w:r>
+        <w:rPr>
+          <w:vertAlign w:val="superscript"/>
+        </w:rPr>
+        <w:t>−ip·x</w:t>
+      </w:r>
+      <w:r>
+        <w:t xml:space="preserve"> + b</w:t>
+      </w:r>
+      <w:r>
+        <w:rPr>
+          <w:vertAlign w:val="subscript"/>
+        </w:rPr>
+        <w:t>p†</w:t>
+      </w:r>
+      <w:r>
+        <w:t>e</w:t>
+      </w:r>
+      <w:r>
+        <w:rPr>
+          <w:vertAlign w:val="superscript"/>
+        </w:rPr>
+        <w:t>ip·x</w:t>
+      </w:r>
+      <w:r>
+        <w:t>), Cφ(x)C⁻¹ = ∫(2E</w:t>
+      </w:r>
+      <w:r>
+        <w:rPr>
+          <w:vertAlign w:val="subscript"/>
+        </w:rPr>
+        <w:t>p</w:t>
+      </w:r>
+      <w:r>
+        <w:t>)</w:t>
+      </w:r>
+      <w:r>
+        <w:rPr>
+          <w:vertAlign w:val="superscript"/>
+        </w:rPr>
+        <w:t>−1/2</w:t>
+      </w:r>
+      <w:r>
+        <w:t>(b</w:t>
+      </w:r>
+      <w:r>
+        <w:rPr>
+          <w:vertAlign w:val="subscript"/>
+        </w:rPr>
+        <w:t>p</w:t>
+      </w:r>
+      <w:r>
+        <w:t>e</w:t>
+      </w:r>
+      <w:r>
+        <w:rPr>
+          <w:vertAlign w:val="superscript"/>
+        </w:rPr>
+        <w:t>−ip·x</w:t>
+      </w:r>
+      <w:r>
+        <w:t xml:space="preserve"> + a</w:t>
+      </w:r>
+      <w:r>
+        <w:rPr>
+          <w:vertAlign w:val="subscript"/>
+        </w:rPr>
+        <w:t>p†</w:t>
+      </w:r>
+      <w:r>
+        <w:t>e</w:t>
+      </w:r>
+      <w:r>
+        <w:rPr>
+          <w:vertAlign w:val="superscript"/>
+        </w:rPr>
+        <w:t>ip·x</w:t>
+      </w:r>
+      <w:r>
+        <w:t>) = φ†(x), since φ† = ∫(2E</w:t>
+      </w:r>
+      <w:r>
+        <w:rPr>
+          <w:vertAlign w:val="subscript"/>
+        </w:rPr>
+        <w:t>p</w:t>
+      </w:r>
+      <w:r>
+        <w:t>)</w:t>
+      </w:r>
+      <w:r>
+        <w:rPr>
+          <w:vertAlign w:val="superscript"/>
+        </w:rPr>
+        <w:t>−1/2</w:t>
+      </w:r>
+      <w:r>
+        <w:t>(a</w:t>
+      </w:r>
+      <w:r>
+        <w:rPr>
+          <w:vertAlign w:val="subscript"/>
+        </w:rPr>
+        <w:t>p†</w:t>
+      </w:r>
+      <w:r>
+        <w:t>e</w:t>
+      </w:r>
+      <w:r>
+        <w:rPr>
+          <w:vertAlign w:val="superscript"/>
+        </w:rPr>
+        <w:t>ip·x</w:t>
+      </w:r>
+      <w:r>
+        <w:t xml:space="preserve"> + b</w:t>
+      </w:r>
+      <w:r>
+        <w:rPr>
+          <w:vertAlign w:val="subscript"/>
+        </w:rPr>
+        <w:t>p</w:t>
+      </w:r>
+      <w:r>
+        <w:t>e</w:t>
+      </w:r>
+      <w:r>
+        <w:rPr>
+          <w:vertAlign w:val="superscript"/>
+        </w:rPr>
+        <w:t>−ip·x</w:t>
+      </w:r>
+      <w:r>
+        <w:t>). For the charge, CQC⁻¹ = q∫d³p/(2π)³(b</w:t>
+      </w:r>
+      <w:r>
+        <w:rPr>
+          <w:vertAlign w:val="subscript"/>
+        </w:rPr>
+        <w:t>p†</w:t>
+      </w:r>
+      <w:r>
+        <w:t>b</w:t>
+      </w:r>
+      <w:r>
+        <w:rPr>
+          <w:vertAlign w:val="subscript"/>
+        </w:rPr>
+        <w:t>p</w:t>
+      </w:r>
+      <w:r>
+        <w:t xml:space="preserve"> − a</w:t>
+      </w:r>
+      <w:r>
+        <w:rPr>
+          <w:vertAlign w:val="subscript"/>
+        </w:rPr>
+        <w:t>p†</w:t>
+      </w:r>
+      <w:r>
+        <w:t>a</w:t>
+      </w:r>
+      <w:r>
+        <w:rPr>
+          <w:vertAlign w:val="subscript"/>
+        </w:rPr>
+        <w:t>p</w:t>
+      </w:r>
+      <w:r>
+        <w:t>) = −Q.</w:t>
       </w:r>
     </w:p>
     <w:p>
@@ -4307,7 +6724,214 @@
         <w:t xml:space="preserve"> </w:t>
       </w:r>
       <w:r>
-        <w:t>[N, a_p†] = ∫d³q/(2π)³[a_q†a_q, a_p†] = ∫d³q/(2π)³a_q†(2π)³δ³(q − p) = a_p†. Then Na_p†a_q†|0⟩ = ([N, a_p†] + a_p†N)a_q†|0⟩ = a_p†a_q†|0⟩ + a_p†[N, a_q†]|0⟩ + a_p†a_q†N|0⟩ = a_p†a_q†|0⟩ + a_p†a_q†|0⟩ + 0 = 2a_p†a_q†|0⟩.</w:t>
+        <w:t>[N, a</w:t>
+      </w:r>
+      <w:r>
+        <w:rPr>
+          <w:vertAlign w:val="subscript"/>
+        </w:rPr>
+        <w:t>p†</w:t>
+      </w:r>
+      <w:r>
+        <w:t>] = ∫d³q/(2π)³[a</w:t>
+      </w:r>
+      <w:r>
+        <w:rPr>
+          <w:vertAlign w:val="subscript"/>
+        </w:rPr>
+        <w:t>q†</w:t>
+      </w:r>
+      <w:r>
+        <w:t>a</w:t>
+      </w:r>
+      <w:r>
+        <w:rPr>
+          <w:vertAlign w:val="subscript"/>
+        </w:rPr>
+        <w:t>q</w:t>
+      </w:r>
+      <w:r>
+        <w:t>, a</w:t>
+      </w:r>
+      <w:r>
+        <w:rPr>
+          <w:vertAlign w:val="subscript"/>
+        </w:rPr>
+        <w:t>p†</w:t>
+      </w:r>
+      <w:r>
+        <w:t>] = ∫d³q/(2π)³a</w:t>
+      </w:r>
+      <w:r>
+        <w:rPr>
+          <w:vertAlign w:val="subscript"/>
+        </w:rPr>
+        <w:t>q†</w:t>
+      </w:r>
+      <w:r>
+        <w:t>(2π)³δ³(q − p) = a</w:t>
+      </w:r>
+      <w:r>
+        <w:rPr>
+          <w:vertAlign w:val="subscript"/>
+        </w:rPr>
+        <w:t>p†</w:t>
+      </w:r>
+      <w:r>
+        <w:t>. Then Na</w:t>
+      </w:r>
+      <w:r>
+        <w:rPr>
+          <w:vertAlign w:val="subscript"/>
+        </w:rPr>
+        <w:t>p†</w:t>
+      </w:r>
+      <w:r>
+        <w:t>a</w:t>
+      </w:r>
+      <w:r>
+        <w:rPr>
+          <w:vertAlign w:val="subscript"/>
+        </w:rPr>
+        <w:t>q†</w:t>
+      </w:r>
+      <w:r>
+        <w:t>|0⟩ = ([N, a</w:t>
+      </w:r>
+      <w:r>
+        <w:rPr>
+          <w:vertAlign w:val="subscript"/>
+        </w:rPr>
+        <w:t>p†</w:t>
+      </w:r>
+      <w:r>
+        <w:t>] + a</w:t>
+      </w:r>
+      <w:r>
+        <w:rPr>
+          <w:vertAlign w:val="subscript"/>
+        </w:rPr>
+        <w:t>p†</w:t>
+      </w:r>
+      <w:r>
+        <w:t>N)a</w:t>
+      </w:r>
+      <w:r>
+        <w:rPr>
+          <w:vertAlign w:val="subscript"/>
+        </w:rPr>
+        <w:t>q†</w:t>
+      </w:r>
+      <w:r>
+        <w:t>|0⟩ = a</w:t>
+      </w:r>
+      <w:r>
+        <w:rPr>
+          <w:vertAlign w:val="subscript"/>
+        </w:rPr>
+        <w:t>p†</w:t>
+      </w:r>
+      <w:r>
+        <w:t>a</w:t>
+      </w:r>
+      <w:r>
+        <w:rPr>
+          <w:vertAlign w:val="subscript"/>
+        </w:rPr>
+        <w:t>q†</w:t>
+      </w:r>
+      <w:r>
+        <w:t>|0⟩ + a</w:t>
+      </w:r>
+      <w:r>
+        <w:rPr>
+          <w:vertAlign w:val="subscript"/>
+        </w:rPr>
+        <w:t>p†</w:t>
+      </w:r>
+      <w:r>
+        <w:t>[N, a</w:t>
+      </w:r>
+      <w:r>
+        <w:rPr>
+          <w:vertAlign w:val="subscript"/>
+        </w:rPr>
+        <w:t>q†</w:t>
+      </w:r>
+      <w:r>
+        <w:t>]|0⟩ + a</w:t>
+      </w:r>
+      <w:r>
+        <w:rPr>
+          <w:vertAlign w:val="subscript"/>
+        </w:rPr>
+        <w:t>p†</w:t>
+      </w:r>
+      <w:r>
+        <w:t>a</w:t>
+      </w:r>
+      <w:r>
+        <w:rPr>
+          <w:vertAlign w:val="subscript"/>
+        </w:rPr>
+        <w:t>q†</w:t>
+      </w:r>
+      <w:r>
+        <w:t>N|0⟩ = a</w:t>
+      </w:r>
+      <w:r>
+        <w:rPr>
+          <w:vertAlign w:val="subscript"/>
+        </w:rPr>
+        <w:t>p†</w:t>
+      </w:r>
+      <w:r>
+        <w:t>a</w:t>
+      </w:r>
+      <w:r>
+        <w:rPr>
+          <w:vertAlign w:val="subscript"/>
+        </w:rPr>
+        <w:t>q†</w:t>
+      </w:r>
+      <w:r>
+        <w:t>|0⟩ + a</w:t>
+      </w:r>
+      <w:r>
+        <w:rPr>
+          <w:vertAlign w:val="subscript"/>
+        </w:rPr>
+        <w:t>p†</w:t>
+      </w:r>
+      <w:r>
+        <w:t>a</w:t>
+      </w:r>
+      <w:r>
+        <w:rPr>
+          <w:vertAlign w:val="subscript"/>
+        </w:rPr>
+        <w:t>q†</w:t>
+      </w:r>
+      <w:r>
+        <w:t>|0⟩ + 0 = 2a</w:t>
+      </w:r>
+      <w:r>
+        <w:rPr>
+          <w:vertAlign w:val="subscript"/>
+        </w:rPr>
+        <w:t>p†</w:t>
+      </w:r>
+      <w:r>
+        <w:t>a</w:t>
+      </w:r>
+      <w:r>
+        <w:rPr>
+          <w:vertAlign w:val="subscript"/>
+        </w:rPr>
+        <w:t>q†</w:t>
+      </w:r>
+      <w:r>
+        <w:t>|0⟩.</w:t>
       </w:r>
     </w:p>
     <w:p>
@@ -4321,7 +6945,88 @@
         <w:t xml:space="preserve"> </w:t>
       </w:r>
       <w:r>
-        <w:t>Let f(θ) = e^(iθN)a_pe^(−iθN). Then df/dθ = ie^(iθN)[N, a_p]e^(−iθN) = −if, so f(θ) = e^(−iθ)a_p. This is a phase rotation of the annihilation operator, of the same form as U(α)φU(α)⁻¹ = e^(−iqα)φ of Lesson 31, Section 2.2, with N playing the role of Q/q for the a quanta; the U(1) charge is q times the difference of the numbers of a and b quanta.</w:t>
+        <w:t>Let f(θ) = e</w:t>
+      </w:r>
+      <w:r>
+        <w:rPr>
+          <w:vertAlign w:val="superscript"/>
+        </w:rPr>
+        <w:t>iθN</w:t>
+      </w:r>
+      <w:r>
+        <w:t>a</w:t>
+      </w:r>
+      <w:r>
+        <w:rPr>
+          <w:vertAlign w:val="subscript"/>
+        </w:rPr>
+        <w:t>p</w:t>
+      </w:r>
+      <w:r>
+        <w:t>e</w:t>
+      </w:r>
+      <w:r>
+        <w:rPr>
+          <w:vertAlign w:val="superscript"/>
+        </w:rPr>
+        <w:t>−iθN</w:t>
+      </w:r>
+      <w:r>
+        <w:t>. Then df/dθ = ie</w:t>
+      </w:r>
+      <w:r>
+        <w:rPr>
+          <w:vertAlign w:val="superscript"/>
+        </w:rPr>
+        <w:t>iθN</w:t>
+      </w:r>
+      <w:r>
+        <w:t>[N, a</w:t>
+      </w:r>
+      <w:r>
+        <w:rPr>
+          <w:vertAlign w:val="subscript"/>
+        </w:rPr>
+        <w:t>p</w:t>
+      </w:r>
+      <w:r>
+        <w:t>]e</w:t>
+      </w:r>
+      <w:r>
+        <w:rPr>
+          <w:vertAlign w:val="superscript"/>
+        </w:rPr>
+        <w:t>−iθN</w:t>
+      </w:r>
+      <w:r>
+        <w:t xml:space="preserve"> = −if, so f(θ) = e</w:t>
+      </w:r>
+      <w:r>
+        <w:rPr>
+          <w:vertAlign w:val="superscript"/>
+        </w:rPr>
+        <w:t>−iθ</w:t>
+      </w:r>
+      <w:r>
+        <w:t>a</w:t>
+      </w:r>
+      <w:r>
+        <w:rPr>
+          <w:vertAlign w:val="subscript"/>
+        </w:rPr>
+        <w:t>p</w:t>
+      </w:r>
+      <w:r>
+        <w:t>. This is a phase rotation of the annihilation operator, of the same form as U(α)φU(α)⁻¹ = e</w:t>
+      </w:r>
+      <w:r>
+        <w:rPr>
+          <w:vertAlign w:val="superscript"/>
+        </w:rPr>
+        <w:t>−iqα</w:t>
+      </w:r>
+      <w:r>
+        <w:t>φ of Lesson 31, Section 2.2, with N playing the role of Q/q for the a quanta; the U(1) charge is q times the difference of the numbers of a and b quanta.</w:t>
       </w:r>
     </w:p>
     <w:p>
@@ -4335,7 +7040,97 @@
         <w:t xml:space="preserve"> </w:t>
       </w:r>
       <w:r>
-        <w:t>⟨0|φ(x)²|0⟩ = ∫d³pd³q/(2π)⁶(4E_pE_q)^(−1/2)⟨0|a_pa_q†|0⟩e^(−ip·x+iq·x) = ∫d³p/((2π)³2E_p). For m = 0, E_p = |p| and the integral is (4π/(2π)³)∫₀^Λp²dp/(2p) = (1/(4π²))∫₀^Λp dp = Λ²/(8π²), which diverges as Λ → ∞. The field at a point has infinite fluctuations in the vacuum, which is why field operators are defined by smearing over a small region.</w:t>
+        <w:t>⟨0|φ(x)²|0⟩ = ∫d³pd³q/(2π)⁶(4E</w:t>
+      </w:r>
+      <w:r>
+        <w:rPr>
+          <w:vertAlign w:val="subscript"/>
+        </w:rPr>
+        <w:t>p</w:t>
+      </w:r>
+      <w:r>
+        <w:t>E</w:t>
+      </w:r>
+      <w:r>
+        <w:rPr>
+          <w:vertAlign w:val="subscript"/>
+        </w:rPr>
+        <w:t>q</w:t>
+      </w:r>
+      <w:r>
+        <w:t>)</w:t>
+      </w:r>
+      <w:r>
+        <w:rPr>
+          <w:vertAlign w:val="superscript"/>
+        </w:rPr>
+        <w:t>−1/2</w:t>
+      </w:r>
+      <w:r>
+        <w:t>⟨0|a</w:t>
+      </w:r>
+      <w:r>
+        <w:rPr>
+          <w:vertAlign w:val="subscript"/>
+        </w:rPr>
+        <w:t>p</w:t>
+      </w:r>
+      <w:r>
+        <w:t>a</w:t>
+      </w:r>
+      <w:r>
+        <w:rPr>
+          <w:vertAlign w:val="subscript"/>
+        </w:rPr>
+        <w:t>q†</w:t>
+      </w:r>
+      <w:r>
+        <w:t>|0⟩e</w:t>
+      </w:r>
+      <w:r>
+        <w:rPr>
+          <w:vertAlign w:val="superscript"/>
+        </w:rPr>
+        <w:t>−ip·x+iq·x</w:t>
+      </w:r>
+      <w:r>
+        <w:t xml:space="preserve"> = ∫d³p/((2π)³2E</w:t>
+      </w:r>
+      <w:r>
+        <w:rPr>
+          <w:vertAlign w:val="subscript"/>
+        </w:rPr>
+        <w:t>p</w:t>
+      </w:r>
+      <w:r>
+        <w:t>). For m = 0, E</w:t>
+      </w:r>
+      <w:r>
+        <w:rPr>
+          <w:vertAlign w:val="subscript"/>
+        </w:rPr>
+        <w:t>p</w:t>
+      </w:r>
+      <w:r>
+        <w:t xml:space="preserve"> = |p| and the integral is (4π/(2π)³)∫₀</w:t>
+      </w:r>
+      <w:r>
+        <w:rPr>
+          <w:vertAlign w:val="superscript"/>
+        </w:rPr>
+        <w:t>Λ</w:t>
+      </w:r>
+      <w:r>
+        <w:t>p²dp/(2p) = (1/(4π²))∫₀</w:t>
+      </w:r>
+      <w:r>
+        <w:rPr>
+          <w:vertAlign w:val="superscript"/>
+        </w:rPr>
+        <w:t>Λ</w:t>
+      </w:r>
+      <w:r>
+        <w:t>p dp = Λ²/(8π²), which diverges as Λ → ∞. The field at a point has infinite fluctuations in the vacuum, which is why field operators are defined by smearing over a small region.</w:t>
       </w:r>
     </w:p>
     <w:p>
@@ -4357,71 +7152,12 @@
         <w:pStyle w:val="Heading2"/>
       </w:pPr>
       <w:r>
-        <w:t>Mastery checklist</w:t>
+        <w:t>Mastery check</w:t>
       </w:r>
     </w:p>
     <w:p>
-      <w:pPr>
-        <w:pStyle w:val="ListBullet"/>
-      </w:pPr>
-      <w:r>
-        <w:t>I can prove that N has nonnegative integer eigenvalues and derive the ladder action on |n⟩.</w:t>
-      </w:r>
-    </w:p>
-    <w:p>
-      <w:pPr>
-        <w:pStyle w:val="ListBullet"/>
-      </w:pPr>
-      <w:r>
-        <w:t>I can construct occupation number states for several modes and count them.</w:t>
-      </w:r>
-    </w:p>
-    <w:p>
-      <w:pPr>
-        <w:pStyle w:val="ListBullet"/>
-      </w:pPr>
-      <w:r>
-        <w:t>I can relate box and relativistic normalizations and state what N counts.</w:t>
-      </w:r>
-    </w:p>
-    <w:p>
-      <w:pPr>
-        <w:pStyle w:val="ListBullet"/>
-      </w:pPr>
-      <w:r>
-        <w:t>I can build a wave-packet state from one-particle states and compute its norm, energy, and momentum.</w:t>
-      </w:r>
-    </w:p>
-    <w:p>
-      <w:pPr>
-        <w:pStyle w:val="ListBullet"/>
-      </w:pPr>
-      <w:r>
-        <w:t>I can define coherent states, derive their Poisson statistics, and show that the field expectation is a classical solution.</w:t>
-      </w:r>
-    </w:p>
-    <w:p>
-      <w:pPr>
-        <w:pStyle w:val="ListBullet"/>
-      </w:pPr>
-      <w:r>
-        <w:t>I can show that a coherent state stays coherent under free evolution.</w:t>
-      </w:r>
-    </w:p>
-    <w:p>
-      <w:pPr>
-        <w:pStyle w:val="ListBullet"/>
-      </w:pPr>
-      <w:r>
-        <w:t>I can identify the phase rotation generated by N with the U(1) symmetry.</w:t>
-      </w:r>
-    </w:p>
-    <w:p>
-      <w:pPr>
-        <w:pStyle w:val="ListBullet"/>
-      </w:pPr>
-      <w:r>
-        <w:t>I can read the monomials of an interaction Hamiltonian as processes and test them for energy and momentum conservation.</w:t>
+      <w:r>
+        <w:t>Before moving on, do the Core exercises without looking at the solutions and state this lesson's main result from memory. If both go smoothly, continue; if not, reread the sections the missed exercises cite.</w:t>
       </w:r>
     </w:p>
     <w:p>
@@ -4473,7 +7209,7 @@
         <w:color w:val="5A5A5A"/>
         <w:sz w:val="16"/>
       </w:rPr>
-      <w:t>QED Course   Lesson 34</w:t>
+      <w:t>A QED Course   Lesson 34</w:t>
     </w:r>
   </w:p>
 </w:hdr>
